--- a/InformeFinalSimulacionHILDeConvertidoresDC_DC.docx
+++ b/InformeFinalSimulacionHILDeConvertidoresDC_DC.docx
@@ -5743,12 +5743,12 @@
           <w:noProof/>
         </w:rPr>
         <w:lastRenderedPageBreak/>
-        <w:pict w14:anchorId="368D2FC3">
+        <w:pict w14:anchorId="03538643">
           <v:shapetype id="_x0000_t202" coordsize="21600,21600" o:spt="202" path="m,l,21600r21600,l21600,xe">
             <v:stroke joinstyle="miter"/>
             <v:path gradientshapeok="t" o:connecttype="rect"/>
           </v:shapetype>
-          <v:shape id="Cuadro de texto 567" o:spid="_x0000_s2166" type="#_x0000_t202" style="position:absolute;margin-left:415.95pt;margin-top:46.35pt;width:20pt;height:23pt;z-index:251692032;visibility:visible;mso-wrap-style:square;mso-width-percent:0;mso-height-percent:0;mso-wrap-distance-left:9pt;mso-wrap-distance-top:0;mso-wrap-distance-right:9pt;mso-wrap-distance-bottom:0;mso-position-horizontal:absolute;mso-position-horizontal-relative:text;mso-position-vertical:absolute;mso-position-vertical-relative:text;mso-width-percent:0;mso-height-percent:0;mso-width-relative:margin;mso-height-relative:margin;v-text-anchor:top" o:gfxdata="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" filled="f" stroked="f">
+          <v:shape id="Cuadro de texto 709" o:spid="_x0000_s2166" type="#_x0000_t202" style="position:absolute;margin-left:415.95pt;margin-top:46.35pt;width:20pt;height:23pt;z-index:251692032;visibility:visible;mso-wrap-style:square;mso-width-percent:0;mso-height-percent:0;mso-wrap-distance-left:9pt;mso-wrap-distance-top:0;mso-wrap-distance-right:9pt;mso-wrap-distance-bottom:0;mso-position-horizontal:absolute;mso-position-horizontal-relative:text;mso-position-vertical:absolute;mso-position-vertical-relative:text;mso-width-percent:0;mso-height-percent:0;mso-width-relative:margin;mso-height-relative:margin;v-text-anchor:top" o:gfxdata="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" filled="f" stroked="f">
             <v:textbox>
               <w:txbxContent>
                 <w:p>
@@ -5840,8 +5840,8 @@
         <w:rPr>
           <w:noProof/>
         </w:rPr>
-        <w:pict w14:anchorId="1012E93D">
-          <v:shape id="Cuadro de texto 565" o:spid="_x0000_s2165" type="#_x0000_t202" style="position:absolute;margin-left:414.95pt;margin-top:59.85pt;width:32.5pt;height:23pt;z-index:251676672;visibility:visible;mso-wrap-style:square;mso-width-percent:0;mso-height-percent:0;mso-wrap-distance-left:9pt;mso-wrap-distance-top:0;mso-wrap-distance-right:9pt;mso-wrap-distance-bottom:0;mso-position-horizontal:absolute;mso-position-horizontal-relative:margin;mso-position-vertical:absolute;mso-position-vertical-relative:text;mso-width-percent:0;mso-height-percent:0;mso-width-relative:margin;mso-height-relative:margin;v-text-anchor:top" o:gfxdata="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" filled="f" stroked="f">
+        <w:pict w14:anchorId="40FB90A5">
+          <v:shape id="Cuadro de texto 707" o:spid="_x0000_s2165" type="#_x0000_t202" style="position:absolute;margin-left:414.95pt;margin-top:59.85pt;width:32.5pt;height:23pt;z-index:251676672;visibility:visible;mso-wrap-style:square;mso-width-percent:0;mso-height-percent:0;mso-wrap-distance-left:9pt;mso-wrap-distance-top:0;mso-wrap-distance-right:9pt;mso-wrap-distance-bottom:0;mso-position-horizontal:absolute;mso-position-horizontal-relative:margin;mso-position-vertical:absolute;mso-position-vertical-relative:text;mso-width-percent:0;mso-height-percent:0;mso-width-relative:margin;mso-height-relative:margin;v-text-anchor:top" o:gfxdata="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" filled="f" stroked="f">
             <v:textbox>
               <w:txbxContent>
                 <w:p>
@@ -5887,7 +5887,7 @@
         <w:rPr>
           <w:noProof/>
         </w:rPr>
-        <w:pict w14:anchorId="5E4CACAA">
+        <w:pict w14:anchorId="4852FAE5">
           <v:shape id="Cuadro de texto 1185" o:spid="_x0000_s2164" type="#_x0000_t202" alt="" style="position:absolute;margin-left:415.95pt;margin-top:66.85pt;width:20pt;height:22.5pt;z-index:251694080;visibility:visible;mso-wrap-style:square;mso-wrap-edited:f;mso-width-percent:0;mso-height-percent:0;mso-wrap-distance-left:9pt;mso-wrap-distance-top:0;mso-wrap-distance-right:9pt;mso-wrap-distance-bottom:0;mso-position-horizontal:absolute;mso-position-horizontal-relative:text;mso-position-vertical:absolute;mso-position-vertical-relative:text;mso-width-percent:0;mso-height-percent:0;mso-width-relative:margin;mso-height-relative:margin;v-text-anchor:top" filled="f" stroked="f">
             <v:textbox>
               <w:txbxContent>
@@ -5922,7 +5922,7 @@
         <w:rPr>
           <w:noProof/>
         </w:rPr>
-        <w:pict w14:anchorId="015AA96A">
+        <w:pict w14:anchorId="4C246A34">
           <v:shape id="Cuadro de texto 1183" o:spid="_x0000_s2163" type="#_x0000_t202" alt="" style="position:absolute;margin-left:418.95pt;margin-top:20.35pt;width:30pt;height:23pt;z-index:251685888;visibility:visible;mso-wrap-style:square;mso-wrap-edited:f;mso-width-percent:0;mso-height-percent:0;mso-wrap-distance-left:9pt;mso-wrap-distance-top:0;mso-wrap-distance-right:9pt;mso-wrap-distance-bottom:0;mso-position-horizontal:absolute;mso-position-horizontal-relative:text;mso-position-vertical:absolute;mso-position-vertical-relative:text;mso-width-percent:0;mso-height-percent:0;mso-width-relative:margin;mso-height-relative:margin;v-text-anchor:top" filled="f" stroked="f">
             <v:textbox>
               <w:txbxContent>
@@ -5968,7 +5968,7 @@
         <w:rPr>
           <w:noProof/>
         </w:rPr>
-        <w:pict w14:anchorId="6CE96264">
+        <w:pict w14:anchorId="5AD6A52D">
           <v:shapetype id="_x0000_t32" coordsize="21600,21600" o:spt="32" o:oned="t" path="m,l21600,21600e" filled="f">
             <v:path arrowok="t" fillok="f" o:connecttype="none"/>
             <o:lock v:ext="edit" shapetype="t"/>
@@ -5982,8 +5982,8 @@
         <w:rPr>
           <w:noProof/>
         </w:rPr>
-        <w:pict w14:anchorId="6F31E054">
-          <v:shape id="Cuadro de texto 563" o:spid="_x0000_s2161" type="#_x0000_t202" style="position:absolute;margin-left:329.05pt;margin-top:45.85pt;width:20pt;height:23pt;z-index:251687936;visibility:visible;mso-wrap-style:square;mso-width-percent:0;mso-height-percent:0;mso-wrap-distance-left:9pt;mso-wrap-distance-top:0;mso-wrap-distance-right:9pt;mso-wrap-distance-bottom:0;mso-position-horizontal:absolute;mso-position-horizontal-relative:text;mso-position-vertical:absolute;mso-position-vertical-relative:text;mso-width-percent:0;mso-height-percent:0;mso-width-relative:margin;mso-height-relative:margin;v-text-anchor:top" o:gfxdata="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" filled="f" stroked="f">
+        <w:pict w14:anchorId="6C2FEA92">
+          <v:shape id="Cuadro de texto 705" o:spid="_x0000_s2161" type="#_x0000_t202" style="position:absolute;margin-left:329.05pt;margin-top:45.85pt;width:20pt;height:23pt;z-index:251687936;visibility:visible;mso-wrap-style:square;mso-width-percent:0;mso-height-percent:0;mso-wrap-distance-left:9pt;mso-wrap-distance-top:0;mso-wrap-distance-right:9pt;mso-wrap-distance-bottom:0;mso-position-horizontal:absolute;mso-position-horizontal-relative:text;mso-position-vertical:absolute;mso-position-vertical-relative:text;mso-width-percent:0;mso-height-percent:0;mso-width-relative:margin;mso-height-relative:margin;v-text-anchor:top" o:gfxdata="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" filled="f" stroked="f">
             <v:textbox>
               <w:txbxContent>
                 <w:p>
@@ -6075,7 +6075,7 @@
         <w:rPr>
           <w:noProof/>
         </w:rPr>
-        <w:pict w14:anchorId="40AC52F0">
+        <w:pict w14:anchorId="6B962D83">
           <v:shape id="Cuadro de texto 1177" o:spid="_x0000_s2160" type="#_x0000_t202" alt="" style="position:absolute;margin-left:328.45pt;margin-top:58.35pt;width:30pt;height:23pt;z-index:251674624;visibility:visible;mso-wrap-style:square;mso-wrap-edited:f;mso-width-percent:0;mso-height-percent:0;mso-wrap-distance-left:9pt;mso-wrap-distance-top:0;mso-wrap-distance-right:9pt;mso-wrap-distance-bottom:0;mso-position-horizontal:absolute;mso-position-horizontal-relative:text;mso-position-vertical:absolute;mso-position-vertical-relative:text;mso-width-percent:0;mso-height-percent:0;mso-width-relative:margin;mso-height-relative:margin;v-text-anchor:top" filled="f" stroked="f">
             <v:textbox>
               <w:txbxContent>
@@ -6121,7 +6121,7 @@
         <w:rPr>
           <w:noProof/>
         </w:rPr>
-        <w:pict w14:anchorId="1A60C9A9">
+        <w:pict w14:anchorId="38C717AE">
           <v:shape id="Cuadro de texto 1175" o:spid="_x0000_s2159" type="#_x0000_t202" alt="" style="position:absolute;margin-left:328.45pt;margin-top:67.35pt;width:20pt;height:22.5pt;z-index:251689984;visibility:visible;mso-wrap-style:square;mso-wrap-edited:f;mso-width-percent:0;mso-height-percent:0;mso-wrap-distance-left:9pt;mso-wrap-distance-top:0;mso-wrap-distance-right:9pt;mso-wrap-distance-bottom:0;mso-position-horizontal:absolute;mso-position-horizontal-relative:text;mso-position-vertical:absolute;mso-position-vertical-relative:text;mso-width-percent:0;mso-height-percent:0;mso-width-relative:margin;mso-height-relative:margin;v-text-anchor:top" filled="f" stroked="f">
             <v:textbox>
               <w:txbxContent>
@@ -6156,8 +6156,8 @@
         <w:rPr>
           <w:noProof/>
         </w:rPr>
-        <w:pict w14:anchorId="43D98C79">
-          <v:shape id="Cuadro de texto 561" o:spid="_x0000_s2158" type="#_x0000_t202" style="position:absolute;margin-left:325.45pt;margin-top:24.85pt;width:30pt;height:23pt;z-index:251683840;visibility:visible;mso-wrap-style:square;mso-width-percent:0;mso-height-percent:0;mso-wrap-distance-left:9pt;mso-wrap-distance-top:0;mso-wrap-distance-right:9pt;mso-wrap-distance-bottom:0;mso-position-horizontal:absolute;mso-position-horizontal-relative:text;mso-position-vertical:absolute;mso-position-vertical-relative:text;mso-width-percent:0;mso-height-percent:0;mso-width-relative:margin;mso-height-relative:margin;v-text-anchor:top" o:gfxdata="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" filled="f" stroked="f">
+        <w:pict w14:anchorId="201FAA09">
+          <v:shape id="Cuadro de texto 703" o:spid="_x0000_s2158" type="#_x0000_t202" style="position:absolute;margin-left:325.45pt;margin-top:24.85pt;width:30pt;height:23pt;z-index:251683840;visibility:visible;mso-wrap-style:square;mso-width-percent:0;mso-height-percent:0;mso-wrap-distance-left:9pt;mso-wrap-distance-top:0;mso-wrap-distance-right:9pt;mso-wrap-distance-bottom:0;mso-position-horizontal:absolute;mso-position-horizontal-relative:text;mso-position-vertical:absolute;mso-position-vertical-relative:text;mso-width-percent:0;mso-height-percent:0;mso-width-relative:margin;mso-height-relative:margin;v-text-anchor:top" o:gfxdata="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" filled="f" stroked="f">
             <v:textbox>
               <w:txbxContent>
                 <w:p>
@@ -6202,8 +6202,8 @@
         <w:rPr>
           <w:noProof/>
         </w:rPr>
-        <w:pict w14:anchorId="5DA9B6BE">
-          <v:shape id="Conector recto de flecha 559" o:spid="_x0000_s2157" type="#_x0000_t32" style="position:absolute;margin-left:328.95pt;margin-top:25.85pt;width:0;height:32pt;z-index:251679744;visibility:visible;mso-wrap-style:square;mso-width-percent:0;mso-height-percent:0;mso-wrap-distance-left:3.17414mm;mso-wrap-distance-top:0;mso-wrap-distance-right:3.17414mm;mso-wrap-distance-bottom:0;mso-position-horizontal:absolute;mso-position-horizontal-relative:text;mso-position-vertical:absolute;mso-position-vertical-relative:text;mso-width-percent:0;mso-height-percent:0;mso-width-relative:margin;mso-height-relative:margin" o:gfxdata="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">
+        <w:pict w14:anchorId="035F5432">
+          <v:shape id="Conector recto de flecha 701" o:spid="_x0000_s2157" type="#_x0000_t32" style="position:absolute;margin-left:328.95pt;margin-top:25.85pt;width:0;height:32pt;z-index:251679744;visibility:visible;mso-wrap-style:square;mso-width-percent:0;mso-height-percent:0;mso-wrap-distance-left:3.17411mm;mso-wrap-distance-top:0;mso-wrap-distance-right:3.17411mm;mso-wrap-distance-bottom:0;mso-position-horizontal:absolute;mso-position-horizontal-relative:text;mso-position-vertical:absolute;mso-position-vertical-relative:text;mso-width-percent:0;mso-height-percent:0;mso-width-relative:margin;mso-height-relative:margin" o:gfxdata="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">
             <v:stroke endarrow="block"/>
           </v:shape>
         </w:pict>
@@ -6212,8 +6212,8 @@
         <w:rPr>
           <w:noProof/>
         </w:rPr>
-        <w:pict w14:anchorId="781C556C">
-          <v:shape id="Cuadro de texto 557" o:spid="_x0000_s2156" type="#_x0000_t202" style="position:absolute;margin-left:291.45pt;margin-top:.35pt;width:30pt;height:23pt;z-index:251681792;visibility:visible;mso-wrap-style:square;mso-width-percent:0;mso-height-percent:0;mso-wrap-distance-left:9pt;mso-wrap-distance-top:0;mso-wrap-distance-right:9pt;mso-wrap-distance-bottom:0;mso-position-horizontal:absolute;mso-position-horizontal-relative:text;mso-position-vertical:absolute;mso-position-vertical-relative:text;mso-width-percent:0;mso-height-percent:0;mso-width-relative:margin;mso-height-relative:margin;v-text-anchor:top" o:gfxdata="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" filled="f" stroked="f">
+        <w:pict w14:anchorId="5938C174">
+          <v:shape id="Cuadro de texto 699" o:spid="_x0000_s2156" type="#_x0000_t202" style="position:absolute;margin-left:291.45pt;margin-top:.35pt;width:30pt;height:23pt;z-index:251681792;visibility:visible;mso-wrap-style:square;mso-width-percent:0;mso-height-percent:0;mso-wrap-distance-left:9pt;mso-wrap-distance-top:0;mso-wrap-distance-right:9pt;mso-wrap-distance-bottom:0;mso-position-horizontal:absolute;mso-position-horizontal-relative:text;mso-position-vertical:absolute;mso-position-vertical-relative:text;mso-width-percent:0;mso-height-percent:0;mso-width-relative:margin;mso-height-relative:margin;v-text-anchor:top" o:gfxdata="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" filled="f" stroked="f">
             <v:textbox>
               <w:txbxContent>
                 <w:p>
@@ -6258,8 +6258,8 @@
         <w:rPr>
           <w:noProof/>
         </w:rPr>
-        <w:pict w14:anchorId="351E382A">
-          <v:shape id="Conector recto de flecha 555" o:spid="_x0000_s2155" type="#_x0000_t32" style="position:absolute;margin-left:282.45pt;margin-top:18.35pt;width:37pt;height:0;z-index:251677696;visibility:visible;mso-wrap-style:square;mso-width-percent:0;mso-height-percent:0;mso-wrap-distance-left:9pt;mso-wrap-distance-top:-72e-5mm;mso-wrap-distance-right:9pt;mso-wrap-distance-bottom:-72e-5mm;mso-position-horizontal:absolute;mso-position-horizontal-relative:text;mso-position-vertical:absolute;mso-position-vertical-relative:text;mso-width-percent:0;mso-height-percent:0;mso-width-relative:page;mso-height-relative:page" o:gfxdata="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">
+        <w:pict w14:anchorId="0C5AABFA">
+          <v:shape id="Conector recto de flecha 697" o:spid="_x0000_s2155" type="#_x0000_t32" style="position:absolute;margin-left:282.45pt;margin-top:18.35pt;width:37pt;height:0;z-index:251677696;visibility:visible;mso-wrap-style:square;mso-width-percent:0;mso-height-percent:0;mso-wrap-distance-left:9pt;mso-wrap-distance-top:-.00075mm;mso-wrap-distance-right:9pt;mso-wrap-distance-bottom:-.00075mm;mso-position-horizontal:absolute;mso-position-horizontal-relative:text;mso-position-vertical:absolute;mso-position-vertical-relative:text;mso-width-percent:0;mso-height-percent:0;mso-width-relative:page;mso-height-relative:page" o:gfxdata="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">
             <v:stroke endarrow="block"/>
           </v:shape>
         </w:pict>
@@ -6268,8 +6268,8 @@
         <w:rPr>
           <w:noProof/>
         </w:rPr>
-        <w:pict w14:anchorId="71EC18D3">
-          <v:shape id="Cuadro de texto 553" o:spid="_x0000_s2154" type="#_x0000_t202" style="position:absolute;margin-left:235.45pt;margin-top:.35pt;width:41pt;height:23pt;z-index:251672576;visibility:visible;mso-wrap-style:square;mso-width-percent:0;mso-height-percent:0;mso-wrap-distance-left:9pt;mso-wrap-distance-top:0;mso-wrap-distance-right:9pt;mso-wrap-distance-bottom:0;mso-position-horizontal:absolute;mso-position-horizontal-relative:text;mso-position-vertical:absolute;mso-position-vertical-relative:text;mso-width-percent:0;mso-height-percent:0;mso-width-relative:margin;mso-height-relative:margin;v-text-anchor:top" o:gfxdata="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" filled="f" stroked="f">
+        <w:pict w14:anchorId="309FC86B">
+          <v:shape id="Cuadro de texto 695" o:spid="_x0000_s2154" type="#_x0000_t202" style="position:absolute;margin-left:235.45pt;margin-top:.35pt;width:41pt;height:23pt;z-index:251672576;visibility:visible;mso-wrap-style:square;mso-width-percent:0;mso-height-percent:0;mso-wrap-distance-left:9pt;mso-wrap-distance-top:0;mso-wrap-distance-right:9pt;mso-wrap-distance-bottom:0;mso-position-horizontal:absolute;mso-position-horizontal-relative:text;mso-position-vertical:absolute;mso-position-vertical-relative:text;mso-width-percent:0;mso-height-percent:0;mso-width-relative:margin;mso-height-relative:margin;v-text-anchor:top" o:gfxdata="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" filled="f" stroked="f">
             <v:textbox>
               <w:txbxContent>
                 <w:p>
@@ -6314,8 +6314,8 @@
         <w:rPr>
           <w:noProof/>
         </w:rPr>
-        <w:pict w14:anchorId="65E2AEA8">
-          <v:shape id="Cuadro de texto 551" o:spid="_x0000_s2153" type="#_x0000_t202" style="position:absolute;margin-left:125.55pt;margin-top:.35pt;width:1in;height:19pt;z-index:251670528;visibility:visible;mso-wrap-style:none;mso-width-percent:0;mso-height-percent:0;mso-wrap-distance-left:9pt;mso-wrap-distance-top:0;mso-wrap-distance-right:9pt;mso-wrap-distance-bottom:0;mso-position-horizontal:absolute;mso-position-horizontal-relative:text;mso-position-vertical:absolute;mso-position-vertical-relative:text;mso-width-percent:0;mso-height-percent:0;mso-width-relative:page;mso-height-relative:margin;v-text-anchor:top" o:gfxdata="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" filled="f" stroked="f">
+        <w:pict w14:anchorId="4395BC63">
+          <v:shape id="Cuadro de texto 693" o:spid="_x0000_s2153" type="#_x0000_t202" style="position:absolute;margin-left:125.55pt;margin-top:.35pt;width:1in;height:19pt;z-index:251670528;visibility:visible;mso-wrap-style:none;mso-width-percent:0;mso-height-percent:0;mso-wrap-distance-left:9pt;mso-wrap-distance-top:0;mso-wrap-distance-right:9pt;mso-wrap-distance-bottom:0;mso-position-horizontal:absolute;mso-position-horizontal-relative:text;mso-position-vertical:absolute;mso-position-vertical-relative:text;mso-width-percent:0;mso-height-percent:0;mso-width-relative:page;mso-height-relative:margin;v-text-anchor:top" o:gfxdata="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" filled="f" stroked="f">
             <v:textbox>
               <w:txbxContent>
                 <w:p>
@@ -6359,7 +6359,7 @@
         <w:rPr>
           <w:noProof/>
         </w:rPr>
-        <w:pict w14:anchorId="6AD5EC7F">
+        <w:pict w14:anchorId="376D125E">
           <v:shape id="Conector recto de flecha 1161" o:spid="_x0000_s2152" type="#_x0000_t32" alt="" style="position:absolute;margin-left:123.95pt;margin-top:18.85pt;width:34pt;height:0;z-index:251669504;visibility:visible;mso-wrap-style:square;mso-wrap-edited:f;mso-width-percent:0;mso-height-percent:0;mso-wrap-distance-left:9pt;mso-wrap-distance-right:9pt;mso-position-horizontal:absolute;mso-position-horizontal-relative:text;mso-position-vertical:absolute;mso-position-vertical-relative:text;mso-width-percent:0;mso-height-percent:0;mso-width-relative:page;mso-height-relative:page">
             <v:stroke endarrow="block"/>
           </v:shape>
@@ -6369,7 +6369,7 @@
         <w:rPr>
           <w:noProof/>
         </w:rPr>
-        <w:pict w14:anchorId="1B53933D">
+        <w:pict w14:anchorId="1BA19667">
           <v:shape id="Cuadro de texto 1159" o:spid="_x0000_s2151" type="#_x0000_t202" alt="" style="position:absolute;margin-left:80.45pt;margin-top:.35pt;width:34pt;height:23pt;z-index:251668480;visibility:visible;mso-wrap-style:square;mso-wrap-edited:f;mso-width-percent:0;mso-height-percent:0;mso-wrap-distance-left:9pt;mso-wrap-distance-top:0;mso-wrap-distance-right:9pt;mso-wrap-distance-bottom:0;mso-position-horizontal:absolute;mso-position-horizontal-relative:text;mso-position-vertical:absolute;mso-position-vertical-relative:text;mso-width-percent:0;mso-height-percent:0;mso-width-relative:margin;mso-height-relative:margin;v-text-anchor:top" filled="f" stroked="f">
             <v:textbox>
               <w:txbxContent>
@@ -6936,8 +6936,8 @@
         <w:rPr>
           <w:noProof/>
         </w:rPr>
-        <w:pict w14:anchorId="23266F25">
-          <v:shape id="Cuadro de texto 549" o:spid="_x0000_s2150" type="#_x0000_t202" style="position:absolute;left:0;text-align:left;margin-left:103.15pt;margin-top:55.45pt;width:1in;height:20pt;z-index:251945984;visibility:visible;mso-wrap-style:none;mso-width-percent:0;mso-height-percent:0;mso-wrap-distance-left:9pt;mso-wrap-distance-top:0;mso-wrap-distance-right:9pt;mso-wrap-distance-bottom:0;mso-position-horizontal:absolute;mso-position-horizontal-relative:text;mso-position-vertical:absolute;mso-position-vertical-relative:text;mso-width-percent:0;mso-height-percent:0;mso-width-relative:page;mso-height-relative:margin;v-text-anchor:top" o:gfxdata="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" filled="f" stroked="f">
+        <w:pict w14:anchorId="015DEBBC">
+          <v:shape id="Cuadro de texto 691" o:spid="_x0000_s2150" type="#_x0000_t202" style="position:absolute;left:0;text-align:left;margin-left:103.15pt;margin-top:55.45pt;width:1in;height:20pt;z-index:251945984;visibility:visible;mso-wrap-style:none;mso-width-percent:0;mso-height-percent:0;mso-wrap-distance-left:9pt;mso-wrap-distance-top:0;mso-wrap-distance-right:9pt;mso-wrap-distance-bottom:0;mso-position-horizontal:absolute;mso-position-horizontal-relative:text;mso-position-vertical:absolute;mso-position-vertical-relative:text;mso-width-percent:0;mso-height-percent:0;mso-width-relative:page;mso-height-relative:margin;v-text-anchor:top" o:gfxdata="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" filled="f" stroked="f">
             <v:textbox>
               <w:txbxContent>
                 <w:p>
@@ -6991,7 +6991,7 @@
         <w:rPr>
           <w:noProof/>
         </w:rPr>
-        <w:pict w14:anchorId="78F3B78B">
+        <w:pict w14:anchorId="0ABF998E">
           <v:shape id="Cuadro de texto 1151" o:spid="_x0000_s2149" type="#_x0000_t202" alt="" style="position:absolute;left:0;text-align:left;margin-left:416.25pt;margin-top:123.75pt;width:18.1pt;height:20pt;z-index:251934720;visibility:visible;mso-wrap-style:none;mso-wrap-edited:f;mso-width-percent:0;mso-height-percent:0;mso-wrap-distance-left:9pt;mso-wrap-distance-top:0;mso-wrap-distance-right:9pt;mso-wrap-distance-bottom:0;mso-position-horizontal:absolute;mso-position-horizontal-relative:text;mso-position-vertical:absolute;mso-position-vertical-relative:text;mso-width-percent:0;mso-height-percent:0;mso-width-relative:page;mso-height-relative:margin;v-text-anchor:top" filled="f" stroked="f">
             <v:textbox>
               <w:txbxContent>
@@ -7025,7 +7025,7 @@
         <w:rPr>
           <w:noProof/>
         </w:rPr>
-        <w:pict w14:anchorId="61E2D957">
+        <w:pict w14:anchorId="36BC3E13">
           <v:shape id="Cuadro de texto 1117" o:spid="_x0000_s2148" type="#_x0000_t202" alt="" style="position:absolute;left:0;text-align:left;margin-left:415.1pt;margin-top:112.2pt;width:26.95pt;height:20pt;z-index:251921408;visibility:visible;mso-wrap-style:none;mso-wrap-edited:f;mso-width-percent:0;mso-height-percent:0;mso-wrap-distance-left:9pt;mso-wrap-distance-top:0;mso-wrap-distance-right:9pt;mso-wrap-distance-bottom:0;mso-position-horizontal:absolute;mso-position-horizontal-relative:margin;mso-position-vertical:absolute;mso-position-vertical-relative:text;mso-width-percent:0;mso-height-percent:0;mso-width-relative:page;mso-height-relative:margin;v-text-anchor:top" filled="f" stroked="f">
             <v:textbox>
               <w:txbxContent>
@@ -7071,7 +7071,7 @@
         <w:rPr>
           <w:noProof/>
         </w:rPr>
-        <w:pict w14:anchorId="6DE7880F">
+        <w:pict w14:anchorId="0F81DA55">
           <v:shape id="Cuadro de texto 1115" o:spid="_x0000_s2147" type="#_x0000_t202" alt="" style="position:absolute;left:0;text-align:left;margin-left:163.85pt;margin-top:98.8pt;width:26pt;height:26pt;rotation:180;flip:x y;z-index:251943936;visibility:visible;mso-wrap-style:square;mso-wrap-edited:f;mso-width-percent:0;mso-height-percent:0;mso-wrap-distance-left:9pt;mso-wrap-distance-top:0;mso-wrap-distance-right:9pt;mso-wrap-distance-bottom:0;mso-position-horizontal:absolute;mso-position-horizontal-relative:text;mso-position-vertical:absolute;mso-position-vertical-relative:text;mso-width-percent:0;mso-height-percent:0;mso-width-relative:margin;mso-height-relative:margin;v-text-anchor:top" filled="f" stroked="f">
             <v:textbox>
               <w:txbxContent>
@@ -7105,15 +7105,15 @@
         <w:rPr>
           <w:noProof/>
         </w:rPr>
-        <w:pict w14:anchorId="7A075D97">
-          <v:line id="Conector recto 547" o:spid="_x0000_s2146" style="position:absolute;left:0;text-align:left;flip:y;z-index:251941888;visibility:visible;mso-wrap-style:square;mso-width-percent:0;mso-height-percent:0;mso-wrap-distance-left:9pt;mso-wrap-distance-top:-72e-5mm;mso-wrap-distance-right:9pt;mso-wrap-distance-bottom:-72e-5mm;mso-position-horizontal:absolute;mso-position-horizontal-relative:text;mso-position-vertical:absolute;mso-position-vertical-relative:text;mso-width-percent:0;mso-height-percent:0;mso-width-relative:margin;mso-height-relative:margin" from="261.7pt,54.15pt" to="269.2pt,54.15pt" o:gfxdata="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"/>
+        <w:pict w14:anchorId="149EC5C8">
+          <v:line id="Conector recto 689" o:spid="_x0000_s2146" style="position:absolute;left:0;text-align:left;flip:y;z-index:251941888;visibility:visible;mso-wrap-style:square;mso-width-percent:0;mso-height-percent:0;mso-wrap-distance-left:9pt;mso-wrap-distance-top:-.00075mm;mso-wrap-distance-right:9pt;mso-wrap-distance-bottom:-.00075mm;mso-position-horizontal:absolute;mso-position-horizontal-relative:text;mso-position-vertical:absolute;mso-position-vertical-relative:text;mso-width-percent:0;mso-height-percent:0;mso-width-relative:margin;mso-height-relative:margin" from="261.7pt,54.15pt" to="269.2pt,54.15pt" o:gfxdata="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"/>
         </w:pict>
       </w:r>
       <w:r>
         <w:rPr>
           <w:noProof/>
         </w:rPr>
-        <w:pict w14:anchorId="19EEAADE">
+        <w:pict w14:anchorId="72FABEBF">
           <v:shape id="Conector recto de flecha 1111" o:spid="_x0000_s2145" type="#_x0000_t32" alt="" style="position:absolute;left:0;text-align:left;margin-left:149.1pt;margin-top:73.5pt;width:31.5pt;height:0;z-index:251938816;visibility:visible;mso-wrap-style:square;mso-wrap-edited:f;mso-width-percent:0;mso-height-percent:0;mso-wrap-distance-left:9pt;mso-wrap-distance-top:-19e-5mm;mso-wrap-distance-right:9pt;mso-wrap-distance-bottom:-19e-5mm;mso-position-horizontal:absolute;mso-position-horizontal-relative:text;mso-position-vertical:absolute;mso-position-vertical-relative:text;mso-width-percent:0;mso-height-percent:0;mso-width-relative:page;mso-height-relative:page">
             <v:stroke endarrow="block"/>
           </v:shape>
@@ -7123,8 +7123,8 @@
         <w:rPr>
           <w:noProof/>
         </w:rPr>
-        <w:pict w14:anchorId="274A25AF">
-          <v:shape id="Cuadro de texto 545" o:spid="_x0000_s2144" type="#_x0000_t202" style="position:absolute;left:0;text-align:left;margin-left:153.1pt;margin-top:53.85pt;width:1in;height:20pt;z-index:251939840;visibility:visible;mso-wrap-style:none;mso-width-percent:0;mso-height-percent:0;mso-wrap-distance-left:9pt;mso-wrap-distance-top:0;mso-wrap-distance-right:9pt;mso-wrap-distance-bottom:0;mso-position-horizontal:absolute;mso-position-horizontal-relative:text;mso-position-vertical:absolute;mso-position-vertical-relative:text;mso-width-percent:0;mso-height-percent:0;mso-width-relative:page;mso-height-relative:margin;v-text-anchor:top" o:gfxdata="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" filled="f" stroked="f">
+        <w:pict w14:anchorId="35729537">
+          <v:shape id="Cuadro de texto 687" o:spid="_x0000_s2144" type="#_x0000_t202" style="position:absolute;left:0;text-align:left;margin-left:153.1pt;margin-top:53.85pt;width:1in;height:20pt;z-index:251939840;visibility:visible;mso-wrap-style:none;mso-width-percent:0;mso-height-percent:0;mso-wrap-distance-left:9pt;mso-wrap-distance-top:0;mso-wrap-distance-right:9pt;mso-wrap-distance-bottom:0;mso-position-horizontal:absolute;mso-position-horizontal-relative:text;mso-position-vertical:absolute;mso-position-vertical-relative:text;mso-width-percent:0;mso-height-percent:0;mso-width-relative:page;mso-height-relative:margin;v-text-anchor:top" o:gfxdata="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" filled="f" stroked="f">
             <v:textbox>
               <w:txbxContent>
                 <w:p>
@@ -7205,8 +7205,8 @@
         <w:rPr>
           <w:noProof/>
         </w:rPr>
-        <w:pict w14:anchorId="5D29B17A">
-          <v:shape id="Cuadro de texto 543" o:spid="_x0000_s2143" type="#_x0000_t202" style="position:absolute;left:0;text-align:left;margin-left:255.35pt;margin-top:47.6pt;width:21pt;height:22.5pt;rotation:180;flip:x y;z-index:251936768;visibility:visible;mso-wrap-style:square;mso-width-percent:0;mso-height-percent:0;mso-wrap-distance-left:9pt;mso-wrap-distance-top:0;mso-wrap-distance-right:9pt;mso-wrap-distance-bottom:0;mso-position-horizontal:absolute;mso-position-horizontal-relative:text;mso-position-vertical:absolute;mso-position-vertical-relative:text;mso-width-percent:0;mso-height-percent:0;mso-width-relative:margin;mso-height-relative:margin;v-text-anchor:top" o:gfxdata="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" filled="f" stroked="f">
+        <w:pict w14:anchorId="5D7462FA">
+          <v:shape id="Cuadro de texto 685" o:spid="_x0000_s2143" type="#_x0000_t202" style="position:absolute;left:0;text-align:left;margin-left:255.35pt;margin-top:47.6pt;width:21pt;height:22.5pt;rotation:180;flip:x y;z-index:251936768;visibility:visible;mso-wrap-style:square;mso-width-percent:0;mso-height-percent:0;mso-wrap-distance-left:9pt;mso-wrap-distance-top:0;mso-wrap-distance-right:9pt;mso-wrap-distance-bottom:0;mso-position-horizontal:absolute;mso-position-horizontal-relative:text;mso-position-vertical:absolute;mso-position-vertical-relative:text;mso-width-percent:0;mso-height-percent:0;mso-width-relative:margin;mso-height-relative:margin;v-text-anchor:top" o:gfxdata="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" filled="f" stroked="f">
             <v:textbox>
               <w:txbxContent>
                 <w:p>
@@ -7239,7 +7239,7 @@
         <w:rPr>
           <w:noProof/>
         </w:rPr>
-        <w:pict w14:anchorId="36AB7B40">
+        <w:pict w14:anchorId="4067E4F0">
           <v:shape id="_x0000_s2142" type="#_x0000_t202" alt="" style="position:absolute;left:0;text-align:left;margin-left:333.2pt;margin-top:111.55pt;width:24.85pt;height:20pt;z-index:251932672;visibility:visible;mso-wrap-style:none;mso-wrap-edited:f;mso-width-percent:0;mso-height-percent:0;mso-wrap-distance-left:9pt;mso-wrap-distance-top:0;mso-wrap-distance-right:9pt;mso-wrap-distance-bottom:0;mso-position-horizontal:absolute;mso-position-horizontal-relative:text;mso-position-vertical:absolute;mso-position-vertical-relative:text;mso-width-percent:0;mso-height-percent:0;mso-width-relative:page;mso-height-relative:margin;v-text-anchor:top" filled="f" stroked="f">
             <v:textbox>
               <w:txbxContent>
@@ -7284,8 +7284,8 @@
         <w:rPr>
           <w:noProof/>
         </w:rPr>
-        <w:pict w14:anchorId="5A70D218">
-          <v:shape id="Cuadro de texto 541" o:spid="_x0000_s2141" type="#_x0000_t202" style="position:absolute;left:0;text-align:left;margin-left:333.25pt;margin-top:118.05pt;width:1in;height:20pt;z-index:251924480;visibility:visible;mso-wrap-style:none;mso-width-percent:0;mso-height-percent:0;mso-wrap-distance-left:9pt;mso-wrap-distance-top:0;mso-wrap-distance-right:9pt;mso-wrap-distance-bottom:0;mso-position-horizontal:absolute;mso-position-horizontal-relative:text;mso-position-vertical:absolute;mso-position-vertical-relative:text;mso-width-percent:0;mso-height-percent:0;mso-width-relative:page;mso-height-relative:margin;v-text-anchor:top" o:gfxdata="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" filled="f" stroked="f">
+        <w:pict w14:anchorId="66064214">
+          <v:shape id="Cuadro de texto 683" o:spid="_x0000_s2141" type="#_x0000_t202" style="position:absolute;left:0;text-align:left;margin-left:333.25pt;margin-top:118.05pt;width:1in;height:20pt;z-index:251924480;visibility:visible;mso-wrap-style:none;mso-width-percent:0;mso-height-percent:0;mso-wrap-distance-left:9pt;mso-wrap-distance-top:0;mso-wrap-distance-right:9pt;mso-wrap-distance-bottom:0;mso-position-horizontal:absolute;mso-position-horizontal-relative:text;mso-position-vertical:absolute;mso-position-vertical-relative:text;mso-width-percent:0;mso-height-percent:0;mso-width-relative:page;mso-height-relative:margin;v-text-anchor:top" o:gfxdata="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" filled="f" stroked="f">
             <v:textbox>
               <w:txbxContent>
                 <w:p>
@@ -7318,7 +7318,7 @@
         <w:rPr>
           <w:noProof/>
         </w:rPr>
-        <w:pict w14:anchorId="7E55E67E">
+        <w:pict w14:anchorId="3BED3C71">
           <v:shape id="Cuadro de texto 1143" o:spid="_x0000_s2140" type="#_x0000_t202" alt="" style="position:absolute;left:0;text-align:left;margin-left:333.2pt;margin-top:102.45pt;width:20.4pt;height:20pt;z-index:251926528;visibility:visible;mso-wrap-style:none;mso-wrap-edited:f;mso-width-percent:0;mso-height-percent:0;mso-wrap-distance-left:9pt;mso-wrap-distance-top:0;mso-wrap-distance-right:9pt;mso-wrap-distance-bottom:0;mso-position-horizontal:absolute;mso-position-horizontal-relative:text;mso-position-vertical:absolute;mso-position-vertical-relative:text;mso-width-percent:0;mso-height-percent:0;mso-width-relative:page;mso-height-relative:margin;v-text-anchor:top" filled="f" stroked="f">
             <v:textbox>
               <w:txbxContent>
@@ -7352,8 +7352,8 @@
         <w:rPr>
           <w:noProof/>
         </w:rPr>
-        <w:pict w14:anchorId="21F69506">
-          <v:shape id="Cuadro de texto 539" o:spid="_x0000_s2139" type="#_x0000_t202" style="position:absolute;left:0;text-align:left;margin-left:333.55pt;margin-top:80.9pt;width:1in;height:20pt;z-index:251914240;visibility:visible;mso-wrap-style:none;mso-width-percent:0;mso-height-percent:0;mso-wrap-distance-left:9pt;mso-wrap-distance-top:0;mso-wrap-distance-right:9pt;mso-wrap-distance-bottom:0;mso-position-horizontal:absolute;mso-position-horizontal-relative:text;mso-position-vertical:absolute;mso-position-vertical-relative:text;mso-width-percent:0;mso-height-percent:0;mso-width-relative:page;mso-height-relative:margin;v-text-anchor:top" o:gfxdata="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" filled="f" stroked="f">
+        <w:pict w14:anchorId="540AFBE6">
+          <v:shape id="Cuadro de texto 681" o:spid="_x0000_s2139" type="#_x0000_t202" style="position:absolute;left:0;text-align:left;margin-left:333.55pt;margin-top:80.9pt;width:1in;height:20pt;z-index:251914240;visibility:visible;mso-wrap-style:none;mso-width-percent:0;mso-height-percent:0;mso-wrap-distance-left:9pt;mso-wrap-distance-top:0;mso-wrap-distance-right:9pt;mso-wrap-distance-bottom:0;mso-position-horizontal:absolute;mso-position-horizontal-relative:text;mso-position-vertical:absolute;mso-position-vertical-relative:text;mso-width-percent:0;mso-height-percent:0;mso-width-relative:page;mso-height-relative:margin;v-text-anchor:top" o:gfxdata="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" filled="f" stroked="f">
             <v:textbox>
               <w:txbxContent>
                 <w:p>
@@ -7434,8 +7434,8 @@
         <w:rPr>
           <w:noProof/>
         </w:rPr>
-        <w:pict w14:anchorId="7F620122">
-          <v:shape id="Conector recto de flecha 537" o:spid="_x0000_s2138" type="#_x0000_t32" style="position:absolute;left:0;text-align:left;margin-left:336.95pt;margin-top:81.6pt;width:.5pt;height:30pt;flip:x;z-index:251913216;visibility:visible;mso-wrap-style:square;mso-width-percent:0;mso-height-percent:0;mso-wrap-distance-left:9pt;mso-wrap-distance-top:0;mso-wrap-distance-right:9pt;mso-wrap-distance-bottom:0;mso-position-horizontal:absolute;mso-position-horizontal-relative:text;mso-position-vertical:absolute;mso-position-vertical-relative:text;mso-width-percent:0;mso-height-percent:0;mso-width-relative:page;mso-height-relative:page" o:gfxdata="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">
+        <w:pict w14:anchorId="5258578A">
+          <v:shape id="Conector recto de flecha 679" o:spid="_x0000_s2138" type="#_x0000_t32" style="position:absolute;left:0;text-align:left;margin-left:336.95pt;margin-top:81.6pt;width:.5pt;height:30pt;flip:x;z-index:251913216;visibility:visible;mso-wrap-style:square;mso-width-percent:0;mso-height-percent:0;mso-wrap-distance-left:9pt;mso-wrap-distance-top:0;mso-wrap-distance-right:9pt;mso-wrap-distance-bottom:0;mso-position-horizontal:absolute;mso-position-horizontal-relative:text;mso-position-vertical:absolute;mso-position-vertical-relative:text;mso-width-percent:0;mso-height-percent:0;mso-width-relative:page;mso-height-relative:page" o:gfxdata="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">
             <v:stroke endarrow="block"/>
           </v:shape>
         </w:pict>
@@ -7444,8 +7444,8 @@
         <w:rPr>
           <w:noProof/>
         </w:rPr>
-        <w:pict w14:anchorId="72E66352">
-          <v:shape id="Cuadro de texto 535" o:spid="_x0000_s2137" type="#_x0000_t202" style="position:absolute;left:0;text-align:left;margin-left:415.85pt;margin-top:98.8pt;width:24.5pt;height:19pt;z-index:251919360;visibility:visible;mso-wrap-style:square;mso-width-percent:0;mso-height-percent:0;mso-wrap-distance-left:9pt;mso-wrap-distance-top:0;mso-wrap-distance-right:9pt;mso-wrap-distance-bottom:0;mso-position-horizontal:absolute;mso-position-horizontal-relative:margin;mso-position-vertical:absolute;mso-position-vertical-relative:text;mso-width-percent:0;mso-height-percent:0;mso-width-relative:margin;mso-height-relative:margin;v-text-anchor:top" o:gfxdata="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" filled="f" stroked="f">
+        <w:pict w14:anchorId="370BB221">
+          <v:shape id="Cuadro de texto 677" o:spid="_x0000_s2137" type="#_x0000_t202" style="position:absolute;left:0;text-align:left;margin-left:415.85pt;margin-top:98.8pt;width:24.5pt;height:19pt;z-index:251919360;visibility:visible;mso-wrap-style:square;mso-width-percent:0;mso-height-percent:0;mso-wrap-distance-left:9pt;mso-wrap-distance-top:0;mso-wrap-distance-right:9pt;mso-wrap-distance-bottom:0;mso-position-horizontal:absolute;mso-position-horizontal-relative:margin;mso-position-vertical:absolute;mso-position-vertical-relative:text;mso-width-percent:0;mso-height-percent:0;mso-width-relative:margin;mso-height-relative:margin;v-text-anchor:top" o:gfxdata="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" filled="f" stroked="f">
             <v:textbox>
               <w:txbxContent>
                 <w:p>
@@ -7479,7 +7479,7 @@
         <w:rPr>
           <w:noProof/>
         </w:rPr>
-        <w:pict w14:anchorId="37A7ECA2">
+        <w:pict w14:anchorId="33FBA2BC">
           <v:shape id="Cuadro de texto 1097" o:spid="_x0000_s2136" type="#_x0000_t202" alt="" style="position:absolute;left:0;text-align:left;margin-left:416.25pt;margin-top:75.3pt;width:25.75pt;height:20pt;z-index:251917312;visibility:visible;mso-wrap-style:none;mso-wrap-edited:f;mso-width-percent:0;mso-height-percent:0;mso-wrap-distance-left:9pt;mso-wrap-distance-top:0;mso-wrap-distance-right:9pt;mso-wrap-distance-bottom:0;mso-position-horizontal:absolute;mso-position-horizontal-relative:margin;mso-position-vertical:absolute;mso-position-vertical-relative:text;mso-width-percent:0;mso-height-percent:0;mso-width-relative:page;mso-height-relative:margin;v-text-anchor:top" filled="f" stroked="f">
             <v:textbox>
               <w:txbxContent>
@@ -7562,7 +7562,7 @@
         <w:rPr>
           <w:noProof/>
         </w:rPr>
-        <w:pict w14:anchorId="23430EE8">
+        <w:pict w14:anchorId="1468B9B5">
           <v:shape id="Conector recto de flecha 1127" o:spid="_x0000_s2135" type="#_x0000_t32" alt="" style="position:absolute;left:0;text-align:left;margin-left:422.05pt;margin-top:73.3pt;width:0;height:29pt;z-index:251916288;visibility:visible;mso-wrap-style:square;mso-wrap-edited:f;mso-width-percent:0;mso-height-percent:0;mso-wrap-distance-left:3.17486mm;mso-wrap-distance-top:0;mso-wrap-distance-right:3.17486mm;mso-wrap-distance-bottom:0;mso-position-horizontal:absolute;mso-position-horizontal-relative:text;mso-position-vertical:absolute;mso-position-vertical-relative:text;mso-width-percent:0;mso-height-percent:0;mso-width-relative:page;mso-height-relative:page">
             <v:stroke endarrow="block"/>
           </v:shape>
@@ -9402,8 +9402,8 @@
         <w:rPr>
           <w:noProof/>
         </w:rPr>
-        <w:pict w14:anchorId="0A88FAEA">
-          <v:shape id="Cuadro de texto 533" o:spid="_x0000_s2134" type="#_x0000_t202" style="position:absolute;margin-left:414.45pt;margin-top:56.65pt;width:1in;height:20pt;z-index:251751424;visibility:visible;mso-wrap-style:none;mso-width-percent:0;mso-height-percent:0;mso-wrap-distance-left:9pt;mso-wrap-distance-top:0;mso-wrap-distance-right:9pt;mso-wrap-distance-bottom:0;mso-position-horizontal:absolute;mso-position-horizontal-relative:text;mso-position-vertical:absolute;mso-position-vertical-relative:text;mso-width-percent:0;mso-height-percent:0;mso-width-relative:page;mso-height-relative:margin;v-text-anchor:top" o:gfxdata="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" filled="f" stroked="f">
+        <w:pict w14:anchorId="19BCEB1B">
+          <v:shape id="Cuadro de texto 675" o:spid="_x0000_s2134" type="#_x0000_t202" style="position:absolute;margin-left:414.45pt;margin-top:56.65pt;width:1in;height:20pt;z-index:251751424;visibility:visible;mso-wrap-style:none;mso-width-percent:0;mso-height-percent:0;mso-wrap-distance-left:9pt;mso-wrap-distance-top:0;mso-wrap-distance-right:9pt;mso-wrap-distance-bottom:0;mso-position-horizontal:absolute;mso-position-horizontal-relative:text;mso-position-vertical:absolute;mso-position-vertical-relative:text;mso-width-percent:0;mso-height-percent:0;mso-width-relative:page;mso-height-relative:margin;v-text-anchor:top" o:gfxdata="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" filled="f" stroked="f">
             <v:textbox>
               <w:txbxContent>
                 <w:p>
@@ -9436,7 +9436,7 @@
         <w:rPr>
           <w:noProof/>
         </w:rPr>
-        <w:pict w14:anchorId="63ACAD6B">
+        <w:pict w14:anchorId="523184E7">
           <v:shape id="Cuadro de texto 1119" o:spid="_x0000_s2133" type="#_x0000_t202" alt="" style="position:absolute;margin-left:412.95pt;margin-top:66.65pt;width:26.95pt;height:23pt;z-index:251734016;visibility:visible;mso-wrap-style:none;mso-wrap-edited:f;mso-width-percent:0;mso-height-percent:0;mso-wrap-distance-left:9pt;mso-wrap-distance-top:0;mso-wrap-distance-right:9pt;mso-wrap-distance-bottom:0;mso-position-horizontal:absolute;mso-position-horizontal-relative:text;mso-position-vertical:absolute;mso-position-vertical-relative:text;mso-width-percent:0;mso-height-percent:0;mso-width-relative:page;mso-height-relative:margin;v-text-anchor:top" filled="f" stroked="f">
             <v:textbox>
               <w:txbxContent>
@@ -9481,7 +9481,7 @@
         <w:rPr>
           <w:noProof/>
         </w:rPr>
-        <w:pict w14:anchorId="4F50E542">
+        <w:pict w14:anchorId="181FF97B">
           <v:shape id="Cuadro de texto 1093" o:spid="_x0000_s2132" type="#_x0000_t202" alt="" style="position:absolute;margin-left:413.95pt;margin-top:77.65pt;width:16pt;height:22pt;z-index:251749376;visibility:visible;mso-wrap-style:square;mso-wrap-edited:f;mso-width-percent:0;mso-height-percent:0;mso-wrap-distance-left:9pt;mso-wrap-distance-top:0;mso-wrap-distance-right:9pt;mso-wrap-distance-bottom:0;mso-position-horizontal:absolute;mso-position-horizontal-relative:text;mso-position-vertical:absolute;mso-position-vertical-relative:text;mso-width-percent:0;mso-height-percent:0;mso-width-relative:margin;mso-height-relative:margin;v-text-anchor:top" filled="f" stroked="f">
             <v:textbox>
               <w:txbxContent>
@@ -9515,8 +9515,8 @@
         <w:rPr>
           <w:noProof/>
         </w:rPr>
-        <w:pict w14:anchorId="2C5AC514">
-          <v:shape id="Conector recto de flecha 531" o:spid="_x0000_s2131" type="#_x0000_t32" style="position:absolute;margin-left:416.95pt;margin-top:35.15pt;width:0;height:27pt;z-index:251737088;visibility:visible;mso-wrap-style:square;mso-width-percent:0;mso-height-percent:0;mso-wrap-distance-left:3.17414mm;mso-wrap-distance-top:0;mso-wrap-distance-right:3.17414mm;mso-wrap-distance-bottom:0;mso-position-horizontal:absolute;mso-position-horizontal-relative:text;mso-position-vertical:absolute;mso-position-vertical-relative:text;mso-width-percent:0;mso-height-percent:0;mso-width-relative:page;mso-height-relative:page" o:gfxdata="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">
+        <w:pict w14:anchorId="28765742">
+          <v:shape id="Conector recto de flecha 673" o:spid="_x0000_s2131" type="#_x0000_t32" style="position:absolute;margin-left:416.95pt;margin-top:35.15pt;width:0;height:27pt;z-index:251737088;visibility:visible;mso-wrap-style:square;mso-width-percent:0;mso-height-percent:0;mso-wrap-distance-left:3.17411mm;mso-wrap-distance-top:0;mso-wrap-distance-right:3.17411mm;mso-wrap-distance-bottom:0;mso-position-horizontal:absolute;mso-position-horizontal-relative:text;mso-position-vertical:absolute;mso-position-vertical-relative:text;mso-width-percent:0;mso-height-percent:0;mso-width-relative:page;mso-height-relative:page" o:gfxdata="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">
             <v:stroke endarrow="block"/>
           </v:shape>
         </w:pict>
@@ -9525,8 +9525,8 @@
         <w:rPr>
           <w:noProof/>
         </w:rPr>
-        <w:pict w14:anchorId="78BB6195">
-          <v:shape id="Cuadro de texto 529" o:spid="_x0000_s2130" type="#_x0000_t202" style="position:absolute;margin-left:411.45pt;margin-top:28.65pt;width:1in;height:23pt;z-index:251743232;visibility:visible;mso-wrap-style:none;mso-width-percent:0;mso-height-percent:0;mso-wrap-distance-left:9pt;mso-wrap-distance-top:0;mso-wrap-distance-right:9pt;mso-wrap-distance-bottom:0;mso-position-horizontal:absolute;mso-position-horizontal-relative:text;mso-position-vertical:absolute;mso-position-vertical-relative:text;mso-width-percent:0;mso-height-percent:0;mso-width-relative:page;mso-height-relative:margin;v-text-anchor:top" o:gfxdata="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" filled="f" stroked="f">
+        <w:pict w14:anchorId="42F161C3">
+          <v:shape id="Cuadro de texto 671" o:spid="_x0000_s2130" type="#_x0000_t202" style="position:absolute;margin-left:411.45pt;margin-top:28.65pt;width:1in;height:23pt;z-index:251743232;visibility:visible;mso-wrap-style:none;mso-width-percent:0;mso-height-percent:0;mso-wrap-distance-left:9pt;mso-wrap-distance-top:0;mso-wrap-distance-right:9pt;mso-wrap-distance-bottom:0;mso-position-horizontal:absolute;mso-position-horizontal-relative:text;mso-position-vertical:absolute;mso-position-vertical-relative:text;mso-width-percent:0;mso-height-percent:0;mso-width-relative:page;mso-height-relative:margin;v-text-anchor:top" o:gfxdata="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" filled="f" stroked="f">
             <v:textbox>
               <w:txbxContent>
                 <w:p>
@@ -9571,8 +9571,8 @@
         <w:rPr>
           <w:noProof/>
         </w:rPr>
-        <w:pict w14:anchorId="70890A11">
-          <v:shape id="Cuadro de texto 527" o:spid="_x0000_s2129" type="#_x0000_t202" style="position:absolute;margin-left:331.45pt;margin-top:77.65pt;width:19.5pt;height:20.5pt;z-index:251747328;visibility:visible;mso-wrap-style:square;mso-width-percent:0;mso-height-percent:0;mso-wrap-distance-left:9pt;mso-wrap-distance-top:0;mso-wrap-distance-right:9pt;mso-wrap-distance-bottom:0;mso-position-horizontal:absolute;mso-position-horizontal-relative:text;mso-position-vertical:absolute;mso-position-vertical-relative:text;mso-width-percent:0;mso-height-percent:0;mso-width-relative:margin;mso-height-relative:margin;v-text-anchor:top" o:gfxdata="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" filled="f" stroked="f">
+        <w:pict w14:anchorId="4A6AA1B3">
+          <v:shape id="Cuadro de texto 669" o:spid="_x0000_s2129" type="#_x0000_t202" style="position:absolute;margin-left:331.45pt;margin-top:77.65pt;width:19.5pt;height:20.5pt;z-index:251747328;visibility:visible;mso-wrap-style:square;mso-width-percent:0;mso-height-percent:0;mso-wrap-distance-left:9pt;mso-wrap-distance-top:0;mso-wrap-distance-right:9pt;mso-wrap-distance-bottom:0;mso-position-horizontal:absolute;mso-position-horizontal-relative:text;mso-position-vertical:absolute;mso-position-vertical-relative:text;mso-width-percent:0;mso-height-percent:0;mso-width-relative:margin;mso-height-relative:margin;v-text-anchor:top" o:gfxdata="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" filled="f" stroked="f">
             <v:textbox>
               <w:txbxContent>
                 <w:p>
@@ -9605,8 +9605,8 @@
         <w:rPr>
           <w:noProof/>
         </w:rPr>
-        <w:pict w14:anchorId="3893E8B9">
-          <v:shape id="Cuadro de texto 525" o:spid="_x0000_s2128" type="#_x0000_t202" style="position:absolute;margin-left:331.25pt;margin-top:56.65pt;width:1in;height:21.5pt;z-index:251745280;visibility:visible;mso-wrap-style:none;mso-width-percent:0;mso-height-percent:0;mso-wrap-distance-left:9pt;mso-wrap-distance-top:0;mso-wrap-distance-right:9pt;mso-wrap-distance-bottom:0;mso-position-horizontal:absolute;mso-position-horizontal-relative:text;mso-position-vertical:absolute;mso-position-vertical-relative:text;mso-width-percent:0;mso-height-percent:0;mso-width-relative:page;mso-height-relative:margin;v-text-anchor:top" o:gfxdata="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" filled="f" stroked="f">
+        <w:pict w14:anchorId="20E5FEC7">
+          <v:shape id="Cuadro de texto 667" o:spid="_x0000_s2128" type="#_x0000_t202" style="position:absolute;margin-left:331.25pt;margin-top:56.65pt;width:1in;height:21.5pt;z-index:251745280;visibility:visible;mso-wrap-style:none;mso-width-percent:0;mso-height-percent:0;mso-wrap-distance-left:9pt;mso-wrap-distance-top:0;mso-wrap-distance-right:9pt;mso-wrap-distance-bottom:0;mso-position-horizontal:absolute;mso-position-horizontal-relative:text;mso-position-vertical:absolute;mso-position-vertical-relative:text;mso-width-percent:0;mso-height-percent:0;mso-width-relative:page;mso-height-relative:margin;v-text-anchor:top" o:gfxdata="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" filled="f" stroked="f">
             <v:textbox>
               <w:txbxContent>
                 <w:p>
@@ -9639,7 +9639,7 @@
         <w:rPr>
           <w:noProof/>
         </w:rPr>
-        <w:pict w14:anchorId="62A033BA">
+        <w:pict w14:anchorId="544DD0F6">
           <v:shape id="Cuadro de texto 1107" o:spid="_x0000_s2127" type="#_x0000_t202" alt="" style="position:absolute;margin-left:328.95pt;margin-top:66.65pt;width:26.5pt;height:25pt;z-index:251731968;visibility:visible;mso-wrap-style:square;mso-wrap-edited:f;mso-width-percent:0;mso-height-percent:0;mso-wrap-distance-left:9pt;mso-wrap-distance-top:0;mso-wrap-distance-right:9pt;mso-wrap-distance-bottom:0;mso-position-horizontal:absolute;mso-position-horizontal-relative:text;mso-position-vertical:absolute;mso-position-vertical-relative:text;mso-width-percent:0;mso-height-percent:0;mso-width-relative:margin;mso-height-relative:margin;v-text-anchor:top" filled="f" stroked="f">
             <v:textbox>
               <w:txbxContent>
@@ -9684,8 +9684,8 @@
         <w:rPr>
           <w:noProof/>
         </w:rPr>
-        <w:pict w14:anchorId="1103CC2F">
-          <v:shape id="Conector recto de flecha 523" o:spid="_x0000_s2126" type="#_x0000_t32" style="position:absolute;margin-left:331.45pt;margin-top:38.15pt;width:0;height:27pt;z-index:251736064;visibility:visible;mso-wrap-style:square;mso-width-percent:0;mso-height-percent:0;mso-wrap-distance-left:3.17414mm;mso-wrap-distance-top:0;mso-wrap-distance-right:3.17414mm;mso-wrap-distance-bottom:0;mso-position-horizontal:absolute;mso-position-horizontal-relative:text;mso-position-vertical:absolute;mso-position-vertical-relative:text;mso-width-percent:0;mso-height-percent:0;mso-width-relative:page;mso-height-relative:page" o:gfxdata="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">
+        <w:pict w14:anchorId="5B366AAA">
+          <v:shape id="Conector recto de flecha 665" o:spid="_x0000_s2126" type="#_x0000_t32" style="position:absolute;margin-left:331.45pt;margin-top:38.15pt;width:0;height:27pt;z-index:251736064;visibility:visible;mso-wrap-style:square;mso-width-percent:0;mso-height-percent:0;mso-wrap-distance-left:3.17411mm;mso-wrap-distance-top:0;mso-wrap-distance-right:3.17411mm;mso-wrap-distance-bottom:0;mso-position-horizontal:absolute;mso-position-horizontal-relative:text;mso-position-vertical:absolute;mso-position-vertical-relative:text;mso-width-percent:0;mso-height-percent:0;mso-width-relative:page;mso-height-relative:page" o:gfxdata="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">
             <v:stroke endarrow="block"/>
           </v:shape>
         </w:pict>
@@ -9694,7 +9694,7 @@
         <w:rPr>
           <w:noProof/>
         </w:rPr>
-        <w:pict w14:anchorId="1EAEF083">
+        <w:pict w14:anchorId="16B3278F">
           <v:shape id="Cuadro de texto 1081" o:spid="_x0000_s2125" type="#_x0000_t202" alt="" style="position:absolute;margin-left:331.95pt;margin-top:37.15pt;width:20.7pt;height:23pt;z-index:251741184;visibility:visible;mso-wrap-style:none;mso-wrap-edited:f;mso-width-percent:0;mso-height-percent:0;mso-wrap-distance-left:9pt;mso-wrap-distance-top:0;mso-wrap-distance-right:9pt;mso-wrap-distance-bottom:0;mso-position-horizontal:absolute;mso-position-horizontal-relative:text;mso-position-vertical:absolute;mso-position-vertical-relative:text;mso-width-percent:0;mso-height-percent:0;mso-width-relative:page;mso-height-relative:margin;v-text-anchor:top" filled="f" stroked="f">
             <v:textbox>
               <w:txbxContent>
@@ -9740,8 +9740,8 @@
         <w:rPr>
           <w:noProof/>
         </w:rPr>
-        <w:pict w14:anchorId="56FF7C3C">
-          <v:shape id="Cuadro de texto 521" o:spid="_x0000_s2124" type="#_x0000_t202" style="position:absolute;margin-left:131.95pt;margin-top:7.65pt;width:1in;height:23pt;z-index:251739136;visibility:visible;mso-wrap-style:none;mso-width-percent:0;mso-height-percent:0;mso-wrap-distance-left:9pt;mso-wrap-distance-top:0;mso-wrap-distance-right:9pt;mso-wrap-distance-bottom:0;mso-position-horizontal:absolute;mso-position-horizontal-relative:text;mso-position-vertical:absolute;mso-position-vertical-relative:text;mso-width-percent:0;mso-height-percent:0;mso-width-relative:page;mso-height-relative:margin;v-text-anchor:top" o:gfxdata="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" filled="f" stroked="f">
+        <w:pict w14:anchorId="00C93852">
+          <v:shape id="Cuadro de texto 663" o:spid="_x0000_s2124" type="#_x0000_t202" style="position:absolute;margin-left:131.95pt;margin-top:7.65pt;width:1in;height:23pt;z-index:251739136;visibility:visible;mso-wrap-style:none;mso-width-percent:0;mso-height-percent:0;mso-wrap-distance-left:9pt;mso-wrap-distance-top:0;mso-wrap-distance-right:9pt;mso-wrap-distance-bottom:0;mso-position-horizontal:absolute;mso-position-horizontal-relative:text;mso-position-vertical:absolute;mso-position-vertical-relative:text;mso-width-percent:0;mso-height-percent:0;mso-width-relative:page;mso-height-relative:margin;v-text-anchor:top" o:gfxdata="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" filled="f" stroked="f">
             <v:textbox>
               <w:txbxContent>
                 <w:p>
@@ -9786,8 +9786,8 @@
         <w:rPr>
           <w:noProof/>
         </w:rPr>
-        <w:pict w14:anchorId="14224DCD">
-          <v:shape id="Conector recto de flecha 519" o:spid="_x0000_s2123" type="#_x0000_t32" style="position:absolute;margin-left:125.95pt;margin-top:26.15pt;width:35.5pt;height:.5pt;z-index:251735040;visibility:visible;mso-wrap-style:square;mso-width-percent:0;mso-height-percent:0;mso-wrap-distance-left:9pt;mso-wrap-distance-top:0;mso-wrap-distance-right:9pt;mso-wrap-distance-bottom:0;mso-position-horizontal:absolute;mso-position-horizontal-relative:text;mso-position-vertical:absolute;mso-position-vertical-relative:text;mso-width-percent:0;mso-height-percent:0;mso-width-relative:page;mso-height-relative:page" o:gfxdata="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">
+        <w:pict w14:anchorId="399BFBDA">
+          <v:shape id="Conector recto de flecha 661" o:spid="_x0000_s2123" type="#_x0000_t32" style="position:absolute;margin-left:125.95pt;margin-top:26.15pt;width:35.5pt;height:.5pt;z-index:251735040;visibility:visible;mso-wrap-style:square;mso-width-percent:0;mso-height-percent:0;mso-wrap-distance-left:9pt;mso-wrap-distance-top:0;mso-wrap-distance-right:9pt;mso-wrap-distance-bottom:0;mso-position-horizontal:absolute;mso-position-horizontal-relative:text;mso-position-vertical:absolute;mso-position-vertical-relative:text;mso-width-percent:0;mso-height-percent:0;mso-width-relative:page;mso-height-relative:page" o:gfxdata="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">
             <v:stroke endarrow="block"/>
           </v:shape>
         </w:pict>
@@ -9796,8 +9796,8 @@
         <w:rPr>
           <w:noProof/>
         </w:rPr>
-        <w:pict w14:anchorId="299B08B9">
-          <v:shape id="Cuadro de texto 517" o:spid="_x0000_s2122" type="#_x0000_t202" style="position:absolute;margin-left:86.3pt;margin-top:10.65pt;width:1in;height:23pt;z-index:251729920;visibility:visible;mso-wrap-style:none;mso-width-percent:0;mso-height-percent:0;mso-wrap-distance-left:9pt;mso-wrap-distance-top:0;mso-wrap-distance-right:9pt;mso-wrap-distance-bottom:0;mso-position-horizontal:absolute;mso-position-horizontal-relative:text;mso-position-vertical:absolute;mso-position-vertical-relative:text;mso-width-percent:0;mso-height-percent:0;mso-width-relative:page;mso-height-relative:margin;v-text-anchor:top" o:gfxdata="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" filled="f" stroked="f">
+        <w:pict w14:anchorId="5967F956">
+          <v:shape id="Cuadro de texto 659" o:spid="_x0000_s2122" type="#_x0000_t202" style="position:absolute;margin-left:86.3pt;margin-top:10.65pt;width:1in;height:23pt;z-index:251729920;visibility:visible;mso-wrap-style:none;mso-width-percent:0;mso-height-percent:0;mso-wrap-distance-left:9pt;mso-wrap-distance-top:0;mso-wrap-distance-right:9pt;mso-wrap-distance-bottom:0;mso-position-horizontal:absolute;mso-position-horizontal-relative:text;mso-position-vertical:absolute;mso-position-vertical-relative:text;mso-width-percent:0;mso-height-percent:0;mso-width-relative:page;mso-height-relative:margin;v-text-anchor:top" o:gfxdata="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" filled="f" stroked="f">
             <v:textbox>
               <w:txbxContent>
                 <w:p>
@@ -11369,7 +11369,7 @@
         <w:rPr>
           <w:noProof/>
         </w:rPr>
-        <w:pict w14:anchorId="629CFC77">
+        <w:pict w14:anchorId="18C7C351">
           <v:shape id="_x0000_s2121" type="#_x0000_t202" alt="" style="position:absolute;margin-left:329.75pt;margin-top:99pt;width:18.1pt;height:30pt;rotation:180;flip:y;z-index:251768832;visibility:visible;mso-wrap-style:none;mso-wrap-edited:f;mso-width-percent:0;mso-height-percent:0;mso-wrap-distance-left:9pt;mso-wrap-distance-top:0;mso-wrap-distance-right:9pt;mso-wrap-distance-bottom:0;mso-position-horizontal:absolute;mso-position-horizontal-relative:text;mso-position-vertical:absolute;mso-position-vertical-relative:text;mso-width-percent:0;mso-height-percent:0;mso-width-relative:page;mso-height-relative:margin;v-text-anchor:top" filled="f" stroked="f">
             <v:textbox>
               <w:txbxContent>
@@ -11404,8 +11404,8 @@
         <w:rPr>
           <w:noProof/>
         </w:rPr>
-        <w:pict w14:anchorId="2A4FA61C">
-          <v:shape id="Cuadro de texto 515" o:spid="_x0000_s2120" type="#_x0000_t202" style="position:absolute;margin-left:327.45pt;margin-top:78pt;width:1in;height:23pt;rotation:180;flip:y;z-index:251770880;visibility:visible;mso-wrap-style:none;mso-width-percent:0;mso-height-percent:0;mso-wrap-distance-left:9pt;mso-wrap-distance-top:0;mso-wrap-distance-right:9pt;mso-wrap-distance-bottom:0;mso-position-horizontal:absolute;mso-position-horizontal-relative:text;mso-position-vertical:absolute;mso-position-vertical-relative:text;mso-width-percent:0;mso-height-percent:0;mso-width-relative:margin;mso-height-relative:margin;v-text-anchor:top" o:gfxdata="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" filled="f" stroked="f">
+        <w:pict w14:anchorId="01919645">
+          <v:shape id="Cuadro de texto 657" o:spid="_x0000_s2120" type="#_x0000_t202" style="position:absolute;margin-left:327.45pt;margin-top:78pt;width:1in;height:23pt;rotation:180;flip:y;z-index:251770880;visibility:visible;mso-wrap-style:none;mso-width-percent:0;mso-height-percent:0;mso-wrap-distance-left:9pt;mso-wrap-distance-top:0;mso-wrap-distance-right:9pt;mso-wrap-distance-bottom:0;mso-position-horizontal:absolute;mso-position-horizontal-relative:text;mso-position-vertical:absolute;mso-position-vertical-relative:text;mso-width-percent:0;mso-height-percent:0;mso-width-relative:margin;mso-height-relative:margin;v-text-anchor:top" o:gfxdata="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" filled="f" stroked="f">
             <v:textbox>
               <w:txbxContent>
                 <w:p>
@@ -11439,7 +11439,7 @@
         <w:rPr>
           <w:noProof/>
         </w:rPr>
-        <w:pict w14:anchorId="53C15A0E">
+        <w:pict w14:anchorId="2EB441E2">
           <v:shape id="Cuadro de texto 1091" o:spid="_x0000_s2119" type="#_x0000_t202" alt="" style="position:absolute;margin-left:410.9pt;margin-top:54.5pt;width:21.95pt;height:22pt;z-index:251762688;visibility:visible;mso-wrap-style:none;mso-wrap-edited:f;mso-width-percent:0;mso-height-percent:0;mso-wrap-distance-left:9pt;mso-wrap-distance-top:0;mso-wrap-distance-right:9pt;mso-wrap-distance-bottom:0;mso-position-horizontal:absolute;mso-position-horizontal-relative:text;mso-position-vertical:absolute;mso-position-vertical-relative:text;mso-width-percent:0;mso-height-percent:0;mso-width-relative:page;mso-height-relative:margin;v-text-anchor:top" filled="f" stroked="f">
             <v:textbox>
               <w:txbxContent>
@@ -11485,8 +11485,8 @@
         <w:rPr>
           <w:noProof/>
         </w:rPr>
-        <w:pict w14:anchorId="2C0210BC">
-          <v:shape id="Conector recto de flecha 513" o:spid="_x0000_s2118" type="#_x0000_t32" style="position:absolute;margin-left:414.95pt;margin-top:54.5pt;width:0;height:26.5pt;z-index:251773952;visibility:visible;mso-wrap-style:square;mso-width-percent:0;mso-height-percent:0;mso-wrap-distance-left:3.17414mm;mso-wrap-distance-top:0;mso-wrap-distance-right:3.17414mm;mso-wrap-distance-bottom:0;mso-position-horizontal:absolute;mso-position-horizontal-relative:text;mso-position-vertical:absolute;mso-position-vertical-relative:text;mso-width-percent:0;mso-height-percent:0;mso-width-relative:page;mso-height-relative:page" o:gfxdata="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">
+        <w:pict w14:anchorId="6643A26B">
+          <v:shape id="Conector recto de flecha 655" o:spid="_x0000_s2118" type="#_x0000_t32" style="position:absolute;margin-left:414.95pt;margin-top:54.5pt;width:0;height:26.5pt;z-index:251773952;visibility:visible;mso-wrap-style:square;mso-width-percent:0;mso-height-percent:0;mso-wrap-distance-left:3.17411mm;mso-wrap-distance-top:0;mso-wrap-distance-right:3.17411mm;mso-wrap-distance-bottom:0;mso-position-horizontal:absolute;mso-position-horizontal-relative:text;mso-position-vertical:absolute;mso-position-vertical-relative:text;mso-width-percent:0;mso-height-percent:0;mso-width-relative:page;mso-height-relative:page" o:gfxdata="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">
             <v:stroke endarrow="block"/>
           </v:shape>
         </w:pict>
@@ -11495,8 +11495,8 @@
         <w:rPr>
           <w:noProof/>
         </w:rPr>
-        <w:pict w14:anchorId="1784E49B">
-          <v:shape id="Cuadro de texto 511" o:spid="_x0000_s2117" type="#_x0000_t202" style="position:absolute;margin-left:406.95pt;margin-top:99pt;width:1in;height:30pt;rotation:180;flip:y;z-index:251764736;visibility:visible;mso-wrap-style:none;mso-width-percent:0;mso-height-percent:0;mso-wrap-distance-left:9pt;mso-wrap-distance-top:0;mso-wrap-distance-right:9pt;mso-wrap-distance-bottom:0;mso-position-horizontal:absolute;mso-position-horizontal-relative:text;mso-position-vertical:absolute;mso-position-vertical-relative:text;mso-width-percent:0;mso-height-percent:0;mso-width-relative:page;mso-height-relative:margin;v-text-anchor:top" o:gfxdata="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" filled="f" stroked="f">
+        <w:pict w14:anchorId="5CAC9EFA">
+          <v:shape id="Cuadro de texto 653" o:spid="_x0000_s2117" type="#_x0000_t202" style="position:absolute;margin-left:406.95pt;margin-top:99pt;width:1in;height:30pt;rotation:180;flip:y;z-index:251764736;visibility:visible;mso-wrap-style:none;mso-width-percent:0;mso-height-percent:0;mso-wrap-distance-left:9pt;mso-wrap-distance-top:0;mso-wrap-distance-right:9pt;mso-wrap-distance-bottom:0;mso-position-horizontal:absolute;mso-position-horizontal-relative:text;mso-position-vertical:absolute;mso-position-vertical-relative:text;mso-width-percent:0;mso-height-percent:0;mso-width-relative:page;mso-height-relative:margin;v-text-anchor:top" o:gfxdata="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" filled="f" stroked="f">
             <v:textbox>
               <w:txbxContent>
                 <w:p>
@@ -11530,8 +11530,8 @@
         <w:rPr>
           <w:noProof/>
         </w:rPr>
-        <w:pict w14:anchorId="22623183">
-          <v:shape id="Cuadro de texto 509" o:spid="_x0000_s2116" type="#_x0000_t202" style="position:absolute;margin-left:-33.75pt;margin-top:79.5pt;width:1in;height:22.5pt;rotation:180;flip:y;z-index:251766784;visibility:visible;mso-wrap-style:none;mso-width-percent:0;mso-height-percent:0;mso-wrap-distance-left:9pt;mso-wrap-distance-top:0;mso-wrap-distance-right:9pt;mso-wrap-distance-bottom:0;mso-position-horizontal:absolute;mso-position-horizontal-relative:right-margin-area;mso-position-vertical:absolute;mso-position-vertical-relative:text;mso-width-percent:0;mso-height-percent:0;mso-width-relative:page;mso-height-relative:margin;v-text-anchor:top" o:gfxdata="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" filled="f" stroked="f">
+        <w:pict w14:anchorId="0D2175A2">
+          <v:shape id="Cuadro de texto 651" o:spid="_x0000_s2116" type="#_x0000_t202" style="position:absolute;margin-left:-33.75pt;margin-top:79.5pt;width:1in;height:22.5pt;rotation:180;flip:y;z-index:251766784;visibility:visible;mso-wrap-style:none;mso-width-percent:0;mso-height-percent:0;mso-wrap-distance-left:9pt;mso-wrap-distance-top:0;mso-wrap-distance-right:9pt;mso-wrap-distance-bottom:0;mso-position-horizontal:absolute;mso-position-horizontal-relative:right-margin-area;mso-position-vertical:absolute;mso-position-vertical-relative:text;mso-width-percent:0;mso-height-percent:0;mso-width-relative:page;mso-height-relative:margin;v-text-anchor:top" o:gfxdata="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" filled="f" stroked="f">
             <v:textbox>
               <w:txbxContent>
                 <w:p>
@@ -11566,7 +11566,7 @@
         <w:rPr>
           <w:noProof/>
         </w:rPr>
-        <w:pict w14:anchorId="188C9667">
+        <w:pict w14:anchorId="40974807">
           <v:shape id="Cuadro de texto 1065" o:spid="_x0000_s2115" type="#_x0000_t202" alt="" style="position:absolute;margin-left:407.95pt;margin-top:90.5pt;width:25.8pt;height:22pt;z-index:251756544;visibility:visible;mso-wrap-style:none;mso-wrap-edited:f;mso-width-percent:0;mso-height-percent:0;mso-wrap-distance-left:9pt;mso-wrap-distance-top:0;mso-wrap-distance-right:9pt;mso-wrap-distance-bottom:0;mso-position-horizontal:absolute;mso-position-horizontal-relative:text;mso-position-vertical:absolute;mso-position-vertical-relative:text;mso-width-percent:0;mso-height-percent:0;mso-width-relative:page;mso-height-relative:margin;v-text-anchor:top" filled="f" stroked="f">
             <v:textbox>
               <w:txbxContent>
@@ -11612,7 +11612,7 @@
         <w:rPr>
           <w:noProof/>
         </w:rPr>
-        <w:pict w14:anchorId="3D7F8952">
+        <w:pict w14:anchorId="16C1B135">
           <v:shape id="_x0000_s2114" type="#_x0000_t202" alt="" style="position:absolute;margin-left:326.95pt;margin-top:87.5pt;width:24.85pt;height:22pt;z-index:251754496;visibility:visible;mso-wrap-style:none;mso-wrap-edited:f;mso-width-percent:0;mso-height-percent:0;mso-wrap-distance-left:9pt;mso-wrap-distance-top:0;mso-wrap-distance-right:9pt;mso-wrap-distance-bottom:0;mso-position-horizontal:absolute;mso-position-horizontal-relative:text;mso-position-vertical:absolute;mso-position-vertical-relative:text;mso-width-percent:0;mso-height-percent:0;mso-width-relative:page;mso-height-relative:margin;v-text-anchor:top" filled="f" stroked="f">
             <v:textbox>
               <w:txbxContent>
@@ -11658,7 +11658,7 @@
         <w:rPr>
           <w:noProof/>
         </w:rPr>
-        <w:pict w14:anchorId="7CA8FC4B">
+        <w:pict w14:anchorId="074BCB21">
           <v:shape id="Cuadro de texto 1063" o:spid="_x0000_s2113" type="#_x0000_t202" alt="" style="position:absolute;margin-left:326.4pt;margin-top:57.5pt;width:24.35pt;height:19.5pt;z-index:251760640;visibility:visible;mso-wrap-style:square;mso-wrap-edited:f;mso-width-percent:0;mso-height-percent:0;mso-wrap-distance-left:9pt;mso-wrap-distance-top:0;mso-wrap-distance-right:9pt;mso-wrap-distance-bottom:0;mso-position-horizontal:absolute;mso-position-horizontal-relative:text;mso-position-vertical:absolute;mso-position-vertical-relative:text;mso-width-percent:0;mso-height-percent:0;mso-width-relative:margin;mso-height-relative:margin;v-text-anchor:top" filled="f" stroked="f">
             <v:textbox>
               <w:txbxContent>
@@ -11704,7 +11704,7 @@
         <w:rPr>
           <w:noProof/>
         </w:rPr>
-        <w:pict w14:anchorId="32554BFD">
+        <w:pict w14:anchorId="2E8AE3F1">
           <v:shape id="_x0000_s2112" type="#_x0000_t32" alt="" style="position:absolute;margin-left:328.95pt;margin-top:55.5pt;width:0;height:28pt;z-index:251774976;visibility:visible;mso-wrap-style:square;mso-wrap-edited:f;mso-width-percent:0;mso-height-percent:0;mso-wrap-distance-left:3.17486mm;mso-wrap-distance-top:0;mso-wrap-distance-right:3.17486mm;mso-wrap-distance-bottom:0;mso-position-horizontal:absolute;mso-position-horizontal-relative:text;mso-position-vertical:absolute;mso-position-vertical-relative:text;mso-width-percent:0;mso-height-percent:0;mso-width-relative:page;mso-height-relative:page">
             <v:stroke endarrow="block"/>
           </v:shape>
@@ -11714,8 +11714,8 @@
         <w:rPr>
           <w:noProof/>
         </w:rPr>
-        <w:pict w14:anchorId="2D4A7C5A">
-          <v:shape id="Cuadro de texto 507" o:spid="_x0000_s2111" type="#_x0000_t202" style="position:absolute;margin-left:127.45pt;margin-top:27pt;width:1in;height:22pt;z-index:251758592;visibility:visible;mso-wrap-style:none;mso-width-percent:0;mso-height-percent:0;mso-wrap-distance-left:9pt;mso-wrap-distance-top:0;mso-wrap-distance-right:9pt;mso-wrap-distance-bottom:0;mso-position-horizontal:absolute;mso-position-horizontal-relative:text;mso-position-vertical:absolute;mso-position-vertical-relative:text;mso-width-percent:0;mso-height-percent:0;mso-width-relative:page;mso-height-relative:margin;v-text-anchor:top" o:gfxdata="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" filled="f" stroked="f">
+        <w:pict w14:anchorId="5FC3D990">
+          <v:shape id="Cuadro de texto 649" o:spid="_x0000_s2111" type="#_x0000_t202" style="position:absolute;margin-left:127.45pt;margin-top:27pt;width:1in;height:22pt;z-index:251758592;visibility:visible;mso-wrap-style:none;mso-width-percent:0;mso-height-percent:0;mso-wrap-distance-left:9pt;mso-wrap-distance-top:0;mso-wrap-distance-right:9pt;mso-wrap-distance-bottom:0;mso-position-horizontal:absolute;mso-position-horizontal-relative:text;mso-position-vertical:absolute;mso-position-vertical-relative:text;mso-width-percent:0;mso-height-percent:0;mso-width-relative:page;mso-height-relative:margin;v-text-anchor:top" o:gfxdata="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" filled="f" stroked="f">
             <v:textbox>
               <w:txbxContent>
                 <w:p>
@@ -11760,7 +11760,7 @@
         <w:rPr>
           <w:noProof/>
         </w:rPr>
-        <w:pict w14:anchorId="1823D24D">
+        <w:pict w14:anchorId="68186E5E">
           <v:shape id="Conector recto de flecha 1073" o:spid="_x0000_s2110" type="#_x0000_t32" alt="" style="position:absolute;margin-left:124.95pt;margin-top:47pt;width:34.5pt;height:0;z-index:251771904;visibility:visible;mso-wrap-style:square;mso-wrap-edited:f;mso-width-percent:0;mso-height-percent:0;mso-wrap-distance-left:9pt;mso-wrap-distance-right:9pt;mso-position-horizontal:absolute;mso-position-horizontal-relative:text;mso-position-vertical:absolute;mso-position-vertical-relative:text;mso-width-percent:0;mso-height-percent:0;mso-width-relative:page;mso-height-relative:page">
             <v:stroke endarrow="block"/>
           </v:shape>
@@ -11770,7 +11770,7 @@
         <w:rPr>
           <w:noProof/>
         </w:rPr>
-        <w:pict w14:anchorId="74337F7B">
+        <w:pict w14:anchorId="01AE6C2C">
           <v:shape id="Cuadro de texto 1071" o:spid="_x0000_s2109" type="#_x0000_t202" alt="" style="position:absolute;margin-left:87.45pt;margin-top:29.5pt;width:33.35pt;height:22pt;z-index:251752448;visibility:visible;mso-wrap-style:none;mso-wrap-edited:f;mso-width-percent:0;mso-height-percent:0;mso-wrap-distance-left:9pt;mso-wrap-distance-top:0;mso-wrap-distance-right:9pt;mso-wrap-distance-bottom:0;mso-position-horizontal:absolute;mso-position-horizontal-relative:text;mso-position-vertical:absolute;mso-position-vertical-relative:text;mso-width-percent:0;mso-height-percent:0;mso-width-relative:page;mso-height-relative:margin;v-text-anchor:top" filled="f" stroked="f">
             <v:textbox>
               <w:txbxContent>
@@ -16562,7 +16562,7 @@
         <w:rPr>
           <w:noProof/>
         </w:rPr>
-        <w:pict w14:anchorId="602C7115">
+        <w:pict w14:anchorId="269BCE84">
           <v:shape id="_x0000_s2108" type="#_x0000_t202" alt="" style="position:absolute;margin-left:341.6pt;margin-top:74.15pt;width:18.5pt;height:22pt;z-index:251803648;visibility:visible;mso-wrap-style:square;mso-wrap-edited:f;mso-width-percent:0;mso-height-percent:0;mso-wrap-distance-left:9pt;mso-wrap-distance-top:0;mso-wrap-distance-right:9pt;mso-wrap-distance-bottom:0;mso-position-horizontal:absolute;mso-position-horizontal-relative:text;mso-position-vertical:absolute;mso-position-vertical-relative:text;mso-width-percent:0;mso-height-percent:0;mso-width-relative:margin;mso-height-relative:margin;v-text-anchor:top" filled="f" stroked="f">
             <v:textbox>
               <w:txbxContent>
@@ -16597,7 +16597,7 @@
         <w:rPr>
           <w:noProof/>
         </w:rPr>
-        <w:pict w14:anchorId="640B257D">
+        <w:pict w14:anchorId="6018FE42">
           <v:shape id="_x0000_s2107" type="#_x0000_t202" alt="" style="position:absolute;margin-left:232.45pt;margin-top:77.15pt;width:16.5pt;height:22.5pt;z-index:251797504;visibility:visible;mso-wrap-style:square;mso-wrap-edited:f;mso-width-percent:0;mso-height-percent:0;mso-wrap-distance-left:9pt;mso-wrap-distance-top:0;mso-wrap-distance-right:9pt;mso-wrap-distance-bottom:0;mso-position-horizontal:absolute;mso-position-horizontal-relative:text;mso-position-vertical:absolute;mso-position-vertical-relative:text;mso-width-percent:0;mso-height-percent:0;mso-width-relative:margin;mso-height-relative:margin;v-text-anchor:top" filled="f" stroked="f">
             <v:textbox>
               <w:txbxContent>
@@ -16690,7 +16690,7 @@
         <w:rPr>
           <w:noProof/>
         </w:rPr>
-        <w:pict w14:anchorId="122F7861">
+        <w:pict w14:anchorId="30E4AEBB">
           <v:shape id="_x0000_s2106" type="#_x0000_t202" alt="" style="position:absolute;margin-left:228.45pt;margin-top:68.65pt;width:31.5pt;height:29.5pt;z-index:251801600;visibility:visible;mso-wrap-style:square;mso-wrap-edited:f;mso-width-percent:0;mso-height-percent:0;mso-wrap-distance-left:9pt;mso-wrap-distance-top:0;mso-wrap-distance-right:9pt;mso-wrap-distance-bottom:0;mso-position-horizontal:absolute;mso-position-horizontal-relative:text;mso-position-vertical:absolute;mso-position-vertical-relative:text;mso-width-percent:0;mso-height-percent:0;mso-width-relative:margin;mso-height-relative:margin;v-text-anchor:top" filled="f" stroked="f">
             <v:textbox>
               <w:txbxContent>
@@ -16794,7 +16794,7 @@
         <w:rPr>
           <w:noProof/>
         </w:rPr>
-        <w:pict w14:anchorId="08BB35FA">
+        <w:pict w14:anchorId="38A0690C">
           <v:shape id="_x0000_s2105" type="#_x0000_t202" alt="" style="position:absolute;margin-left:230.95pt;margin-top:58.65pt;width:18.5pt;height:22pt;z-index:251799552;visibility:visible;mso-wrap-style:square;mso-wrap-edited:f;mso-width-percent:0;mso-height-percent:0;mso-wrap-distance-left:9pt;mso-wrap-distance-top:0;mso-wrap-distance-right:9pt;mso-wrap-distance-bottom:0;mso-position-horizontal:absolute;mso-position-horizontal-relative:text;mso-position-vertical:absolute;mso-position-vertical-relative:text;mso-width-percent:0;mso-height-percent:0;mso-width-relative:margin;mso-height-relative:margin;v-text-anchor:top" filled="f" stroked="f">
             <v:textbox>
               <w:txbxContent>
@@ -16887,7 +16887,7 @@
         <w:rPr>
           <w:noProof/>
         </w:rPr>
-        <w:pict w14:anchorId="0FF6B5AD">
+        <w:pict w14:anchorId="266305AD">
           <v:shape id="_x0000_s2104" type="#_x0000_t202" alt="" style="position:absolute;margin-left:402.95pt;margin-top:76.15pt;width:18.5pt;height:22pt;z-index:251795456;visibility:visible;mso-wrap-style:square;mso-wrap-edited:f;mso-width-percent:0;mso-height-percent:0;mso-wrap-distance-left:9pt;mso-wrap-distance-top:0;mso-wrap-distance-right:9pt;mso-wrap-distance-bottom:0;mso-position-horizontal:absolute;mso-position-horizontal-relative:text;mso-position-vertical:absolute;mso-position-vertical-relative:text;mso-width-percent:0;mso-height-percent:0;mso-width-relative:margin;mso-height-relative:margin;v-text-anchor:top" filled="f" stroked="f">
             <v:textbox>
               <w:txbxContent>
@@ -16922,7 +16922,7 @@
         <w:rPr>
           <w:noProof/>
         </w:rPr>
-        <w:pict w14:anchorId="46919D7D">
+        <w:pict w14:anchorId="3344374F">
           <v:shape id="_x0000_s2103" type="#_x0000_t202" alt="" style="position:absolute;margin-left:402.45pt;margin-top:55.15pt;width:18.5pt;height:22pt;z-index:251793408;visibility:visible;mso-wrap-style:square;mso-wrap-edited:f;mso-width-percent:0;mso-height-percent:0;mso-wrap-distance-left:9pt;mso-wrap-distance-top:0;mso-wrap-distance-right:9pt;mso-wrap-distance-bottom:0;mso-position-horizontal:absolute;mso-position-horizontal-relative:text;mso-position-vertical:absolute;mso-position-vertical-relative:text;mso-width-percent:0;mso-height-percent:0;mso-width-relative:margin;mso-height-relative:margin;v-text-anchor:top" filled="f" stroked="f">
             <v:textbox>
               <w:txbxContent>
@@ -16957,8 +16957,8 @@
         <w:rPr>
           <w:noProof/>
         </w:rPr>
-        <w:pict w14:anchorId="1803C68D">
-          <v:shape id="Cuadro de texto 505" o:spid="_x0000_s2102" type="#_x0000_t202" style="position:absolute;margin-left:340.45pt;margin-top:52.65pt;width:18.5pt;height:22pt;z-index:251791360;visibility:visible;mso-wrap-style:square;mso-width-percent:0;mso-height-percent:0;mso-wrap-distance-left:9pt;mso-wrap-distance-top:0;mso-wrap-distance-right:9pt;mso-wrap-distance-bottom:0;mso-position-horizontal:absolute;mso-position-horizontal-relative:text;mso-position-vertical:absolute;mso-position-vertical-relative:text;mso-width-percent:0;mso-height-percent:0;mso-width-relative:margin;mso-height-relative:margin;v-text-anchor:top" o:gfxdata="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" filled="f" stroked="f">
+        <w:pict w14:anchorId="62EA9422">
+          <v:shape id="Cuadro de texto 647" o:spid="_x0000_s2102" type="#_x0000_t202" style="position:absolute;margin-left:340.45pt;margin-top:52.65pt;width:18.5pt;height:22pt;z-index:251791360;visibility:visible;mso-wrap-style:square;mso-width-percent:0;mso-height-percent:0;mso-wrap-distance-left:9pt;mso-wrap-distance-top:0;mso-wrap-distance-right:9pt;mso-wrap-distance-bottom:0;mso-position-horizontal:absolute;mso-position-horizontal-relative:text;mso-position-vertical:absolute;mso-position-vertical-relative:text;mso-width-percent:0;mso-height-percent:0;mso-width-relative:margin;mso-height-relative:margin;v-text-anchor:top" o:gfxdata="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" filled="f" stroked="f">
             <v:textbox>
               <w:txbxContent>
                 <w:p>
@@ -16992,7 +16992,7 @@
         <w:rPr>
           <w:noProof/>
         </w:rPr>
-        <w:pict w14:anchorId="4F232F9F">
+        <w:pict w14:anchorId="532068BD">
           <v:shape id="_x0000_s2101" type="#_x0000_t202" alt="" style="position:absolute;margin-left:297.95pt;margin-top:8.65pt;width:20.75pt;height:23.5pt;z-index:251789312;visibility:visible;mso-wrap-style:none;mso-wrap-edited:f;mso-width-percent:0;mso-height-percent:0;mso-wrap-distance-left:9pt;mso-wrap-distance-top:0;mso-wrap-distance-right:9pt;mso-wrap-distance-bottom:0;mso-position-horizontal:absolute;mso-position-horizontal-relative:text;mso-position-vertical:absolute;mso-position-vertical-relative:text;mso-width-percent:0;mso-height-percent:0;mso-width-relative:page;mso-height-relative:margin;v-text-anchor:top" filled="f" stroked="f">
             <v:textbox>
               <w:txbxContent>
@@ -17038,8 +17038,8 @@
         <w:rPr>
           <w:noProof/>
         </w:rPr>
-        <w:pict w14:anchorId="7DFA7496">
-          <v:shape id="Cuadro de texto 503" o:spid="_x0000_s2100" type="#_x0000_t202" style="position:absolute;margin-left:337.45pt;margin-top:38.65pt;width:1in;height:23.5pt;z-index:251787264;visibility:visible;mso-wrap-style:none;mso-width-percent:0;mso-height-percent:0;mso-wrap-distance-left:9pt;mso-wrap-distance-top:0;mso-wrap-distance-right:9pt;mso-wrap-distance-bottom:0;mso-position-horizontal:absolute;mso-position-horizontal-relative:text;mso-position-vertical:absolute;mso-position-vertical-relative:text;mso-width-percent:0;mso-height-percent:0;mso-width-relative:page;mso-height-relative:margin;v-text-anchor:top" o:gfxdata="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" filled="f" stroked="f">
+        <w:pict w14:anchorId="40DB8B0D">
+          <v:shape id="Cuadro de texto 645" o:spid="_x0000_s2100" type="#_x0000_t202" style="position:absolute;margin-left:337.45pt;margin-top:38.65pt;width:1in;height:23.5pt;z-index:251787264;visibility:visible;mso-wrap-style:none;mso-width-percent:0;mso-height-percent:0;mso-wrap-distance-left:9pt;mso-wrap-distance-top:0;mso-wrap-distance-right:9pt;mso-wrap-distance-bottom:0;mso-position-horizontal:absolute;mso-position-horizontal-relative:text;mso-position-vertical:absolute;mso-position-vertical-relative:text;mso-width-percent:0;mso-height-percent:0;mso-width-relative:page;mso-height-relative:margin;v-text-anchor:top" o:gfxdata="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" filled="f" stroked="f">
             <v:textbox>
               <w:txbxContent>
                 <w:p>
@@ -17084,8 +17084,8 @@
         <w:rPr>
           <w:noProof/>
         </w:rPr>
-        <w:pict w14:anchorId="4409E177">
-          <v:shape id="Cuadro de texto 501" o:spid="_x0000_s2099" type="#_x0000_t202" style="position:absolute;margin-left:404.95pt;margin-top:35.15pt;width:1in;height:23.5pt;z-index:251785216;visibility:visible;mso-wrap-style:none;mso-width-percent:0;mso-height-percent:0;mso-wrap-distance-left:9pt;mso-wrap-distance-top:0;mso-wrap-distance-right:9pt;mso-wrap-distance-bottom:0;mso-position-horizontal:absolute;mso-position-horizontal-relative:text;mso-position-vertical:absolute;mso-position-vertical-relative:text;mso-width-percent:0;mso-height-percent:0;mso-width-relative:page;mso-height-relative:margin;v-text-anchor:top" o:gfxdata="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" filled="f" stroked="f">
+        <w:pict w14:anchorId="797B864E">
+          <v:shape id="Cuadro de texto 643" o:spid="_x0000_s2099" type="#_x0000_t202" style="position:absolute;margin-left:404.95pt;margin-top:35.15pt;width:1in;height:23.5pt;z-index:251785216;visibility:visible;mso-wrap-style:none;mso-width-percent:0;mso-height-percent:0;mso-wrap-distance-left:9pt;mso-wrap-distance-top:0;mso-wrap-distance-right:9pt;mso-wrap-distance-bottom:0;mso-position-horizontal:absolute;mso-position-horizontal-relative:text;mso-position-vertical:absolute;mso-position-vertical-relative:text;mso-width-percent:0;mso-height-percent:0;mso-width-relative:page;mso-height-relative:margin;v-text-anchor:top" o:gfxdata="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" filled="f" stroked="f">
             <v:textbox>
               <w:txbxContent>
                 <w:p>
@@ -17130,8 +17130,8 @@
         <w:rPr>
           <w:noProof/>
         </w:rPr>
-        <w:pict w14:anchorId="7D221191">
-          <v:shape id="Cuadro de texto 499" o:spid="_x0000_s2098" type="#_x0000_t202" style="position:absolute;margin-left:401.45pt;margin-top:65.15pt;width:1in;height:23.5pt;z-index:251783168;visibility:visible;mso-wrap-style:none;mso-width-percent:0;mso-height-percent:0;mso-wrap-distance-left:9pt;mso-wrap-distance-top:0;mso-wrap-distance-right:9pt;mso-wrap-distance-bottom:0;mso-position-horizontal:absolute;mso-position-horizontal-relative:text;mso-position-vertical:absolute;mso-position-vertical-relative:text;mso-width-percent:0;mso-height-percent:0;mso-width-relative:page;mso-height-relative:margin;v-text-anchor:top" o:gfxdata="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" filled="f" stroked="f">
+        <w:pict w14:anchorId="6C4F8F34">
+          <v:shape id="Cuadro de texto 641" o:spid="_x0000_s2098" type="#_x0000_t202" style="position:absolute;margin-left:401.45pt;margin-top:65.15pt;width:1in;height:23.5pt;z-index:251783168;visibility:visible;mso-wrap-style:none;mso-width-percent:0;mso-height-percent:0;mso-wrap-distance-left:9pt;mso-wrap-distance-top:0;mso-wrap-distance-right:9pt;mso-wrap-distance-bottom:0;mso-position-horizontal:absolute;mso-position-horizontal-relative:text;mso-position-vertical:absolute;mso-position-vertical-relative:text;mso-width-percent:0;mso-height-percent:0;mso-width-relative:page;mso-height-relative:margin;v-text-anchor:top" o:gfxdata="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" filled="f" stroked="f">
             <v:textbox>
               <w:txbxContent>
                 <w:p>
@@ -17176,8 +17176,8 @@
         <w:rPr>
           <w:noProof/>
         </w:rPr>
-        <w:pict w14:anchorId="51503591">
-          <v:shape id="Cuadro de texto 497" o:spid="_x0000_s2097" type="#_x0000_t202" style="position:absolute;margin-left:339.45pt;margin-top:63.65pt;width:1in;height:23.5pt;z-index:251781120;visibility:visible;mso-wrap-style:none;mso-width-percent:0;mso-height-percent:0;mso-wrap-distance-left:9pt;mso-wrap-distance-top:0;mso-wrap-distance-right:9pt;mso-wrap-distance-bottom:0;mso-position-horizontal:absolute;mso-position-horizontal-relative:text;mso-position-vertical:absolute;mso-position-vertical-relative:text;mso-width-percent:0;mso-height-percent:0;mso-width-relative:page;mso-height-relative:margin;v-text-anchor:top" o:gfxdata="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" filled="f" stroked="f">
+        <w:pict w14:anchorId="72ECF454">
+          <v:shape id="Cuadro de texto 639" o:spid="_x0000_s2097" type="#_x0000_t202" style="position:absolute;margin-left:339.45pt;margin-top:63.65pt;width:1in;height:23.5pt;z-index:251781120;visibility:visible;mso-wrap-style:none;mso-width-percent:0;mso-height-percent:0;mso-wrap-distance-left:9pt;mso-wrap-distance-top:0;mso-wrap-distance-right:9pt;mso-wrap-distance-bottom:0;mso-position-horizontal:absolute;mso-position-horizontal-relative:text;mso-position-vertical:absolute;mso-position-vertical-relative:text;mso-width-percent:0;mso-height-percent:0;mso-width-relative:page;mso-height-relative:margin;v-text-anchor:top" o:gfxdata="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" filled="f" stroked="f">
             <v:textbox>
               <w:txbxContent>
                 <w:p>
@@ -17222,8 +17222,8 @@
         <w:rPr>
           <w:noProof/>
         </w:rPr>
-        <w:pict w14:anchorId="2803DA5D">
-          <v:shape id="Cuadro de texto 495" o:spid="_x0000_s2096" type="#_x0000_t202" style="position:absolute;margin-left:257.45pt;margin-top:9.65pt;width:1in;height:23.5pt;z-index:251779072;visibility:visible;mso-wrap-style:none;mso-width-percent:0;mso-height-percent:0;mso-wrap-distance-left:9pt;mso-wrap-distance-top:0;mso-wrap-distance-right:9pt;mso-wrap-distance-bottom:0;mso-position-horizontal:absolute;mso-position-horizontal-relative:text;mso-position-vertical:absolute;mso-position-vertical-relative:text;mso-width-percent:0;mso-height-percent:0;mso-width-relative:page;mso-height-relative:margin;v-text-anchor:top" o:gfxdata="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" filled="f" stroked="f">
+        <w:pict w14:anchorId="530526FD">
+          <v:shape id="Cuadro de texto 637" o:spid="_x0000_s2096" type="#_x0000_t202" style="position:absolute;margin-left:257.45pt;margin-top:9.65pt;width:1in;height:23.5pt;z-index:251779072;visibility:visible;mso-wrap-style:none;mso-width-percent:0;mso-height-percent:0;mso-wrap-distance-left:9pt;mso-wrap-distance-top:0;mso-wrap-distance-right:9pt;mso-wrap-distance-bottom:0;mso-position-horizontal:absolute;mso-position-horizontal-relative:text;mso-position-vertical:absolute;mso-position-vertical-relative:text;mso-width-percent:0;mso-height-percent:0;mso-width-relative:page;mso-height-relative:margin;v-text-anchor:top" o:gfxdata="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" filled="f" stroked="f">
             <v:textbox>
               <w:txbxContent>
                 <w:p>
@@ -17268,8 +17268,8 @@
         <w:rPr>
           <w:noProof/>
         </w:rPr>
-        <w:pict w14:anchorId="507A6E11">
-          <v:shape id="Conector recto de flecha 493" o:spid="_x0000_s2095" type="#_x0000_t32" style="position:absolute;margin-left:341.45pt;margin-top:37.65pt;width:0;height:28.5pt;z-index:251778048;visibility:visible;mso-wrap-style:square;mso-width-percent:0;mso-height-percent:0;mso-wrap-distance-left:3.17414mm;mso-wrap-distance-top:0;mso-wrap-distance-right:3.17414mm;mso-wrap-distance-bottom:0;mso-position-horizontal:absolute;mso-position-horizontal-relative:text;mso-position-vertical:absolute;mso-position-vertical-relative:text;mso-width-percent:0;mso-height-percent:0;mso-width-relative:page;mso-height-relative:page" o:gfxdata="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">
+        <w:pict w14:anchorId="5C515A03">
+          <v:shape id="Conector recto de flecha 635" o:spid="_x0000_s2095" type="#_x0000_t32" style="position:absolute;margin-left:341.45pt;margin-top:37.65pt;width:0;height:28.5pt;z-index:251778048;visibility:visible;mso-wrap-style:square;mso-width-percent:0;mso-height-percent:0;mso-wrap-distance-left:3.17411mm;mso-wrap-distance-top:0;mso-wrap-distance-right:3.17411mm;mso-wrap-distance-bottom:0;mso-position-horizontal:absolute;mso-position-horizontal-relative:text;mso-position-vertical:absolute;mso-position-vertical-relative:text;mso-width-percent:0;mso-height-percent:0;mso-width-relative:page;mso-height-relative:page" o:gfxdata="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">
             <v:stroke endarrow="block"/>
           </v:shape>
         </w:pict>
@@ -17278,8 +17278,8 @@
         <w:rPr>
           <w:noProof/>
         </w:rPr>
-        <w:pict w14:anchorId="23DC3407">
-          <v:shape id="Conector recto de flecha 491" o:spid="_x0000_s2094" type="#_x0000_t32" style="position:absolute;margin-left:411.45pt;margin-top:33.15pt;width:0;height:31.5pt;z-index:251777024;visibility:visible;mso-wrap-style:square;mso-width-percent:0;mso-height-percent:0;mso-wrap-distance-left:3.17414mm;mso-wrap-distance-top:0;mso-wrap-distance-right:3.17414mm;mso-wrap-distance-bottom:0;mso-position-horizontal:absolute;mso-position-horizontal-relative:text;mso-position-vertical:absolute;mso-position-vertical-relative:text;mso-width-percent:0;mso-height-percent:0;mso-width-relative:page;mso-height-relative:page" o:gfxdata="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">
+        <w:pict w14:anchorId="7D413208">
+          <v:shape id="Conector recto de flecha 633" o:spid="_x0000_s2094" type="#_x0000_t32" style="position:absolute;margin-left:411.45pt;margin-top:33.15pt;width:0;height:31.5pt;z-index:251777024;visibility:visible;mso-wrap-style:square;mso-width-percent:0;mso-height-percent:0;mso-wrap-distance-left:3.17411mm;mso-wrap-distance-top:0;mso-wrap-distance-right:3.17411mm;mso-wrap-distance-bottom:0;mso-position-horizontal:absolute;mso-position-horizontal-relative:text;mso-position-vertical:absolute;mso-position-vertical-relative:text;mso-width-percent:0;mso-height-percent:0;mso-width-relative:page;mso-height-relative:page" o:gfxdata="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">
             <v:stroke endarrow="block"/>
           </v:shape>
         </w:pict>
@@ -17288,7 +17288,7 @@
         <w:rPr>
           <w:noProof/>
         </w:rPr>
-        <w:pict w14:anchorId="618D4CDA">
+        <w:pict w14:anchorId="5E37BF4B">
           <v:shape id="Conector recto de flecha 1039" o:spid="_x0000_s2093" type="#_x0000_t32" alt="" style="position:absolute;margin-left:288.95pt;margin-top:27.65pt;width:41.5pt;height:0;z-index:251776000;visibility:visible;mso-wrap-style:square;mso-wrap-edited:f;mso-width-percent:0;mso-height-percent:0;mso-wrap-distance-left:9pt;mso-wrap-distance-right:9pt;mso-position-horizontal:absolute;mso-position-horizontal-relative:text;mso-position-vertical:absolute;mso-position-vertical-relative:text;mso-width-percent:0;mso-height-percent:0;mso-width-relative:page;mso-height-relative:page">
             <v:stroke endarrow="block"/>
           </v:shape>
@@ -17984,15 +17984,15 @@
           <w:noProof/>
         </w:rPr>
         <w:lastRenderedPageBreak/>
-        <w:pict w14:anchorId="3075709C">
-          <v:line id="Conector recto 489" o:spid="_x0000_s2092" style="position:absolute;left:0;text-align:left;z-index:251882496;visibility:visible;mso-wrap-style:square;mso-width-percent:0;mso-height-percent:0;mso-wrap-distance-left:9pt;mso-wrap-distance-top:-72e-5mm;mso-wrap-distance-right:9pt;mso-wrap-distance-bottom:-72e-5mm;mso-position-horizontal:absolute;mso-position-horizontal-relative:text;mso-position-vertical:absolute;mso-position-vertical-relative:text;mso-width-percent:0;mso-height-percent:0;mso-width-relative:page;mso-height-relative:page" from="216.25pt,60.5pt" to="220.85pt,60.5pt" o:gfxdata="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"/>
+        <w:pict w14:anchorId="6D753286">
+          <v:line id="Conector recto 631" o:spid="_x0000_s2092" style="position:absolute;left:0;text-align:left;z-index:251882496;visibility:visible;mso-wrap-style:square;mso-width-percent:0;mso-height-percent:0;mso-wrap-distance-left:9pt;mso-wrap-distance-top:-.00075mm;mso-wrap-distance-right:9pt;mso-wrap-distance-bottom:-.00075mm;mso-position-horizontal:absolute;mso-position-horizontal-relative:text;mso-position-vertical:absolute;mso-position-vertical-relative:text;mso-width-percent:0;mso-height-percent:0;mso-width-relative:page;mso-height-relative:page" from="216.25pt,60.5pt" to="220.85pt,60.5pt" o:gfxdata="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"/>
         </w:pict>
       </w:r>
       <w:r>
         <w:rPr>
           <w:noProof/>
         </w:rPr>
-        <w:pict w14:anchorId="6C500719">
+        <w:pict w14:anchorId="0BA34913">
           <v:shape id="_x0000_s2091" type="#_x0000_t202" alt="" style="position:absolute;left:0;text-align:left;margin-left:209.25pt;margin-top:53.4pt;width:20.2pt;height:18.3pt;z-index:251881472;visibility:visible;mso-wrap-style:none;mso-wrap-edited:f;mso-width-percent:0;mso-height-percent:0;mso-wrap-distance-left:9pt;mso-wrap-distance-top:0;mso-wrap-distance-right:9pt;mso-wrap-distance-bottom:0;mso-position-horizontal:absolute;mso-position-horizontal-relative:text;mso-position-vertical:absolute;mso-position-vertical-relative:text;mso-width-percent:0;mso-height-percent:0;mso-width-relative:page;mso-height-relative:margin;v-text-anchor:top" filled="f" stroked="f">
             <v:textbox>
               <w:txbxContent>
@@ -18018,8 +18018,8 @@
         <w:rPr>
           <w:noProof/>
         </w:rPr>
-        <w:pict w14:anchorId="7938F1C1">
-          <v:shape id="Cuadro de texto 487" o:spid="_x0000_s2090" type="#_x0000_t202" style="position:absolute;left:0;text-align:left;margin-left:133.4pt;margin-top:36.35pt;width:1in;height:18.3pt;z-index:251879424;visibility:visible;mso-wrap-style:none;mso-width-percent:0;mso-height-percent:0;mso-wrap-distance-left:9pt;mso-wrap-distance-top:0;mso-wrap-distance-right:9pt;mso-wrap-distance-bottom:0;mso-position-horizontal:absolute;mso-position-horizontal-relative:text;mso-position-vertical:absolute;mso-position-vertical-relative:text;mso-width-percent:0;mso-height-percent:0;mso-width-relative:page;mso-height-relative:margin;v-text-anchor:top" o:gfxdata="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" filled="f" stroked="f">
+        <w:pict w14:anchorId="087CB455">
+          <v:shape id="Cuadro de texto 629" o:spid="_x0000_s2090" type="#_x0000_t202" style="position:absolute;left:0;text-align:left;margin-left:133.4pt;margin-top:36.35pt;width:1in;height:18.3pt;z-index:251879424;visibility:visible;mso-wrap-style:none;mso-width-percent:0;mso-height-percent:0;mso-wrap-distance-left:9pt;mso-wrap-distance-top:0;mso-wrap-distance-right:9pt;mso-wrap-distance-bottom:0;mso-position-horizontal:absolute;mso-position-horizontal-relative:text;mso-position-vertical:absolute;mso-position-vertical-relative:text;mso-width-percent:0;mso-height-percent:0;mso-width-relative:page;mso-height-relative:margin;v-text-anchor:top" o:gfxdata="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" filled="f" stroked="f">
             <v:textbox>
               <w:txbxContent>
                 <w:p>
@@ -18044,8 +18044,8 @@
         <w:rPr>
           <w:noProof/>
         </w:rPr>
-        <w:pict w14:anchorId="777AC30D">
-          <v:shape id="Cuadro de texto 485" o:spid="_x0000_s2089" type="#_x0000_t202" style="position:absolute;left:0;text-align:left;margin-left:402.95pt;margin-top:72.6pt;width:18.5pt;height:22pt;z-index:251878400;visibility:visible;mso-wrap-style:square;mso-width-percent:0;mso-height-percent:0;mso-wrap-distance-left:9pt;mso-wrap-distance-top:0;mso-wrap-distance-right:9pt;mso-wrap-distance-bottom:0;mso-position-horizontal:absolute;mso-position-horizontal-relative:text;mso-position-vertical:absolute;mso-position-vertical-relative:text;mso-width-percent:0;mso-height-percent:0;mso-width-relative:margin;mso-height-relative:margin;v-text-anchor:top" o:gfxdata="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" filled="f" stroked="f">
+        <w:pict w14:anchorId="27992EAC">
+          <v:shape id="Cuadro de texto 627" o:spid="_x0000_s2089" type="#_x0000_t202" style="position:absolute;left:0;text-align:left;margin-left:402.95pt;margin-top:72.6pt;width:18.5pt;height:22pt;z-index:251878400;visibility:visible;mso-wrap-style:square;mso-width-percent:0;mso-height-percent:0;mso-wrap-distance-left:9pt;mso-wrap-distance-top:0;mso-wrap-distance-right:9pt;mso-wrap-distance-bottom:0;mso-position-horizontal:absolute;mso-position-horizontal-relative:text;mso-position-vertical:absolute;mso-position-vertical-relative:text;mso-width-percent:0;mso-height-percent:0;mso-width-relative:margin;mso-height-relative:margin;v-text-anchor:top" o:gfxdata="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" filled="f" stroked="f">
             <v:textbox>
               <w:txbxContent>
                 <w:p>
@@ -18137,8 +18137,8 @@
         <w:rPr>
           <w:noProof/>
         </w:rPr>
-        <w:pict w14:anchorId="4EBCF672">
-          <v:shape id="Cuadro de texto 483" o:spid="_x0000_s2088" type="#_x0000_t202" style="position:absolute;left:0;text-align:left;margin-left:340.45pt;margin-top:74.6pt;width:18.5pt;height:22pt;z-index:251876352;visibility:visible;mso-wrap-style:square;mso-width-percent:0;mso-height-percent:0;mso-wrap-distance-left:9pt;mso-wrap-distance-top:0;mso-wrap-distance-right:9pt;mso-wrap-distance-bottom:0;mso-position-horizontal:absolute;mso-position-horizontal-relative:text;mso-position-vertical:absolute;mso-position-vertical-relative:text;mso-width-percent:0;mso-height-percent:0;mso-width-relative:margin;mso-height-relative:margin;v-text-anchor:top" o:gfxdata="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" filled="f" stroked="f">
+        <w:pict w14:anchorId="13DC4B4C">
+          <v:shape id="Cuadro de texto 625" o:spid="_x0000_s2088" type="#_x0000_t202" style="position:absolute;left:0;text-align:left;margin-left:340.45pt;margin-top:74.6pt;width:18.5pt;height:22pt;z-index:251876352;visibility:visible;mso-wrap-style:square;mso-width-percent:0;mso-height-percent:0;mso-wrap-distance-left:9pt;mso-wrap-distance-top:0;mso-wrap-distance-right:9pt;mso-wrap-distance-bottom:0;mso-position-horizontal:absolute;mso-position-horizontal-relative:text;mso-position-vertical:absolute;mso-position-vertical-relative:text;mso-width-percent:0;mso-height-percent:0;mso-width-relative:margin;mso-height-relative:margin;v-text-anchor:top" o:gfxdata="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" filled="f" stroked="f">
             <v:textbox>
               <w:txbxContent>
                 <w:p>
@@ -18230,8 +18230,8 @@
         <w:rPr>
           <w:noProof/>
         </w:rPr>
-        <w:pict w14:anchorId="525E3AA1">
-          <v:shape id="Cuadro de texto 481" o:spid="_x0000_s2087" type="#_x0000_t202" style="position:absolute;left:0;text-align:left;margin-left:402.45pt;margin-top:55.6pt;width:18.5pt;height:22pt;z-index:251857920;visibility:visible;mso-wrap-style:square;mso-width-percent:0;mso-height-percent:0;mso-wrap-distance-left:9pt;mso-wrap-distance-top:0;mso-wrap-distance-right:9pt;mso-wrap-distance-bottom:0;mso-position-horizontal:absolute;mso-position-horizontal-relative:text;mso-position-vertical:absolute;mso-position-vertical-relative:text;mso-width-percent:0;mso-height-percent:0;mso-width-relative:margin;mso-height-relative:margin;v-text-anchor:top" o:gfxdata="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" filled="f" stroked="f">
+        <w:pict w14:anchorId="035B7A1E">
+          <v:shape id="Cuadro de texto 623" o:spid="_x0000_s2087" type="#_x0000_t202" style="position:absolute;left:0;text-align:left;margin-left:402.45pt;margin-top:55.6pt;width:18.5pt;height:22pt;z-index:251857920;visibility:visible;mso-wrap-style:square;mso-width-percent:0;mso-height-percent:0;mso-wrap-distance-left:9pt;mso-wrap-distance-top:0;mso-wrap-distance-right:9pt;mso-wrap-distance-bottom:0;mso-position-horizontal:absolute;mso-position-horizontal-relative:text;mso-position-vertical:absolute;mso-position-vertical-relative:text;mso-width-percent:0;mso-height-percent:0;mso-width-relative:margin;mso-height-relative:margin;v-text-anchor:top" o:gfxdata="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" filled="f" stroked="f">
             <v:textbox>
               <w:txbxContent>
                 <w:p>
@@ -18323,7 +18323,7 @@
         <w:rPr>
           <w:noProof/>
         </w:rPr>
-        <w:pict w14:anchorId="702A21F2">
+        <w:pict w14:anchorId="40B5226B">
           <v:shape id="Cuadro de texto 1025" o:spid="_x0000_s2086" type="#_x0000_t202" alt="" style="position:absolute;left:0;text-align:left;margin-left:340.95pt;margin-top:51.6pt;width:18.5pt;height:22pt;z-index:251855872;visibility:visible;mso-wrap-style:square;mso-wrap-edited:f;mso-width-percent:0;mso-height-percent:0;mso-wrap-distance-left:9pt;mso-wrap-distance-top:0;mso-wrap-distance-right:9pt;mso-wrap-distance-bottom:0;mso-position-horizontal:absolute;mso-position-horizontal-relative:text;mso-position-vertical:absolute;mso-position-vertical-relative:text;mso-width-percent:0;mso-height-percent:0;mso-width-relative:margin;mso-height-relative:margin;v-text-anchor:top" filled="f" stroked="f">
             <v:textbox>
               <w:txbxContent>
@@ -18416,8 +18416,8 @@
         <w:rPr>
           <w:noProof/>
         </w:rPr>
-        <w:pict w14:anchorId="5A817A98">
-          <v:shape id="Cuadro de texto 479" o:spid="_x0000_s2085" type="#_x0000_t202" style="position:absolute;left:0;text-align:left;margin-left:338.7pt;margin-top:42.1pt;width:1in;height:23.5pt;z-index:251835392;visibility:visible;mso-wrap-style:none;mso-width-percent:0;mso-height-percent:0;mso-wrap-distance-left:9pt;mso-wrap-distance-top:0;mso-wrap-distance-right:9pt;mso-wrap-distance-bottom:0;mso-position-horizontal:absolute;mso-position-horizontal-relative:text;mso-position-vertical:absolute;mso-position-vertical-relative:text;mso-width-percent:0;mso-height-percent:0;mso-width-relative:page;mso-height-relative:margin;v-text-anchor:top" o:gfxdata="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" filled="f" stroked="f">
+        <w:pict w14:anchorId="2D8D267A">
+          <v:shape id="Cuadro de texto 621" o:spid="_x0000_s2085" type="#_x0000_t202" style="position:absolute;left:0;text-align:left;margin-left:338.7pt;margin-top:42.1pt;width:1in;height:23.5pt;z-index:251835392;visibility:visible;mso-wrap-style:none;mso-width-percent:0;mso-height-percent:0;mso-wrap-distance-left:9pt;mso-wrap-distance-top:0;mso-wrap-distance-right:9pt;mso-wrap-distance-bottom:0;mso-position-horizontal:absolute;mso-position-horizontal-relative:text;mso-position-vertical:absolute;mso-position-vertical-relative:text;mso-width-percent:0;mso-height-percent:0;mso-width-relative:page;mso-height-relative:margin;v-text-anchor:top" o:gfxdata="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" filled="f" stroked="f">
             <v:textbox>
               <w:txbxContent>
                 <w:p>
@@ -18462,7 +18462,7 @@
         <w:rPr>
           <w:noProof/>
         </w:rPr>
-        <w:pict w14:anchorId="1B7F0520">
+        <w:pict w14:anchorId="5560516A">
           <v:shape id="_x0000_s2084" type="#_x0000_t202" alt="" style="position:absolute;left:0;text-align:left;margin-left:408.45pt;margin-top:34.6pt;width:21.65pt;height:23.5pt;z-index:251833344;visibility:visible;mso-wrap-style:none;mso-wrap-edited:f;mso-width-percent:0;mso-height-percent:0;mso-wrap-distance-left:9pt;mso-wrap-distance-top:0;mso-wrap-distance-right:9pt;mso-wrap-distance-bottom:0;mso-position-horizontal:absolute;mso-position-horizontal-relative:text;mso-position-vertical:absolute;mso-position-vertical-relative:text;mso-width-percent:0;mso-height-percent:0;mso-width-relative:page;mso-height-relative:margin;v-text-anchor:top" filled="f" stroked="f">
             <v:textbox>
               <w:txbxContent>
@@ -18508,8 +18508,8 @@
         <w:rPr>
           <w:noProof/>
         </w:rPr>
-        <w:pict w14:anchorId="37B373A7">
-          <v:shape id="Conector recto de flecha 477" o:spid="_x0000_s2083" type="#_x0000_t32" style="position:absolute;left:0;text-align:left;margin-left:408.45pt;margin-top:34.6pt;width:0;height:29.5pt;z-index:251831296;visibility:visible;mso-wrap-style:square;mso-width-percent:0;mso-height-percent:0;mso-wrap-distance-left:3.17414mm;mso-wrap-distance-top:0;mso-wrap-distance-right:3.17414mm;mso-wrap-distance-bottom:0;mso-position-horizontal:absolute;mso-position-horizontal-relative:text;mso-position-vertical:absolute;mso-position-vertical-relative:text;mso-width-percent:0;mso-height-percent:0;mso-width-relative:page;mso-height-relative:page" o:gfxdata="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">
+        <w:pict w14:anchorId="6D4E0C45">
+          <v:shape id="Conector recto de flecha 619" o:spid="_x0000_s2083" type="#_x0000_t32" style="position:absolute;left:0;text-align:left;margin-left:408.45pt;margin-top:34.6pt;width:0;height:29.5pt;z-index:251831296;visibility:visible;mso-wrap-style:square;mso-width-percent:0;mso-height-percent:0;mso-wrap-distance-left:3.17411mm;mso-wrap-distance-top:0;mso-wrap-distance-right:3.17411mm;mso-wrap-distance-bottom:0;mso-position-horizontal:absolute;mso-position-horizontal-relative:text;mso-position-vertical:absolute;mso-position-vertical-relative:text;mso-width-percent:0;mso-height-percent:0;mso-width-relative:page;mso-height-relative:page" o:gfxdata="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">
             <v:stroke endarrow="block"/>
           </v:shape>
         </w:pict>
@@ -18518,8 +18518,8 @@
         <w:rPr>
           <w:noProof/>
         </w:rPr>
-        <w:pict w14:anchorId="78D5D40E">
-          <v:shape id="Conector recto de flecha 475" o:spid="_x0000_s2082" type="#_x0000_t32" style="position:absolute;left:0;text-align:left;margin-left:340.45pt;margin-top:38.6pt;width:.5pt;height:31pt;z-index:251830272;visibility:visible;mso-wrap-style:square;mso-width-percent:0;mso-height-percent:0;mso-wrap-distance-left:9pt;mso-wrap-distance-top:0;mso-wrap-distance-right:9pt;mso-wrap-distance-bottom:0;mso-position-horizontal:absolute;mso-position-horizontal-relative:text;mso-position-vertical:absolute;mso-position-vertical-relative:text;mso-width-percent:0;mso-height-percent:0;mso-width-relative:page;mso-height-relative:page" o:gfxdata="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">
+        <w:pict w14:anchorId="5684B557">
+          <v:shape id="Conector recto de flecha 617" o:spid="_x0000_s2082" type="#_x0000_t32" style="position:absolute;left:0;text-align:left;margin-left:340.45pt;margin-top:38.6pt;width:.5pt;height:31pt;z-index:251830272;visibility:visible;mso-wrap-style:square;mso-width-percent:0;mso-height-percent:0;mso-wrap-distance-left:9pt;mso-wrap-distance-top:0;mso-wrap-distance-right:9pt;mso-wrap-distance-bottom:0;mso-position-horizontal:absolute;mso-position-horizontal-relative:text;mso-position-vertical:absolute;mso-position-vertical-relative:text;mso-width-percent:0;mso-height-percent:0;mso-width-relative:page;mso-height-relative:page" o:gfxdata="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">
             <v:stroke endarrow="block"/>
           </v:shape>
         </w:pict>
@@ -18528,8 +18528,8 @@
         <w:rPr>
           <w:noProof/>
         </w:rPr>
-        <w:pict w14:anchorId="47EEF567">
-          <v:shape id="Cuadro de texto 473" o:spid="_x0000_s2081" type="#_x0000_t202" style="position:absolute;left:0;text-align:left;margin-left:307.95pt;margin-top:8.1pt;width:1in;height:23.5pt;z-index:251829248;visibility:visible;mso-wrap-style:none;mso-width-percent:0;mso-height-percent:0;mso-wrap-distance-left:9pt;mso-wrap-distance-top:0;mso-wrap-distance-right:9pt;mso-wrap-distance-bottom:0;mso-position-horizontal:absolute;mso-position-horizontal-relative:text;mso-position-vertical:absolute;mso-position-vertical-relative:text;mso-width-percent:0;mso-height-percent:0;mso-width-relative:page;mso-height-relative:margin;v-text-anchor:top" o:gfxdata="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" filled="f" stroked="f">
+        <w:pict w14:anchorId="2E68A06C">
+          <v:shape id="Cuadro de texto 615" o:spid="_x0000_s2081" type="#_x0000_t202" style="position:absolute;left:0;text-align:left;margin-left:307.95pt;margin-top:8.1pt;width:1in;height:23.5pt;z-index:251829248;visibility:visible;mso-wrap-style:none;mso-width-percent:0;mso-height-percent:0;mso-wrap-distance-left:9pt;mso-wrap-distance-top:0;mso-wrap-distance-right:9pt;mso-wrap-distance-bottom:0;mso-position-horizontal:absolute;mso-position-horizontal-relative:text;mso-position-vertical:absolute;mso-position-vertical-relative:text;mso-width-percent:0;mso-height-percent:0;mso-width-relative:page;mso-height-relative:margin;v-text-anchor:top" o:gfxdata="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" filled="f" stroked="f">
             <v:textbox>
               <w:txbxContent>
                 <w:p>
@@ -18574,8 +18574,8 @@
         <w:rPr>
           <w:noProof/>
         </w:rPr>
-        <w:pict w14:anchorId="7BB078D5">
-          <v:shape id="Conector recto de flecha 471" o:spid="_x0000_s2080" type="#_x0000_t32" style="position:absolute;left:0;text-align:left;margin-left:304.95pt;margin-top:26.1pt;width:30pt;height:0;z-index:251823104;visibility:visible;mso-wrap-style:square;mso-width-percent:0;mso-height-percent:0;mso-wrap-distance-left:9pt;mso-wrap-distance-top:-72e-5mm;mso-wrap-distance-right:9pt;mso-wrap-distance-bottom:-72e-5mm;mso-position-horizontal:absolute;mso-position-horizontal-relative:text;mso-position-vertical:absolute;mso-position-vertical-relative:text;mso-width-percent:0;mso-height-percent:0;mso-width-relative:page;mso-height-relative:page" o:gfxdata="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">
+        <w:pict w14:anchorId="05075DA1">
+          <v:shape id="Conector recto de flecha 613" o:spid="_x0000_s2080" type="#_x0000_t32" style="position:absolute;left:0;text-align:left;margin-left:304.95pt;margin-top:26.1pt;width:30pt;height:0;z-index:251823104;visibility:visible;mso-wrap-style:square;mso-width-percent:0;mso-height-percent:0;mso-wrap-distance-left:9pt;mso-wrap-distance-top:-.00075mm;mso-wrap-distance-right:9pt;mso-wrap-distance-bottom:-.00075mm;mso-position-horizontal:absolute;mso-position-horizontal-relative:text;mso-position-vertical:absolute;mso-position-vertical-relative:text;mso-width-percent:0;mso-height-percent:0;mso-width-relative:page;mso-height-relative:page" o:gfxdata="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">
             <v:stroke endarrow="block"/>
           </v:shape>
         </w:pict>
@@ -18584,8 +18584,8 @@
         <w:rPr>
           <w:noProof/>
         </w:rPr>
-        <w:pict w14:anchorId="7BBFF72F">
-          <v:shape id="Cuadro de texto 469" o:spid="_x0000_s2079" type="#_x0000_t202" style="position:absolute;left:0;text-align:left;margin-left:401.95pt;margin-top:63.6pt;width:31.5pt;height:29.5pt;z-index:251813888;visibility:visible;mso-wrap-style:square;mso-width-percent:0;mso-height-percent:0;mso-wrap-distance-left:9pt;mso-wrap-distance-top:0;mso-wrap-distance-right:9pt;mso-wrap-distance-bottom:0;mso-position-horizontal:absolute;mso-position-horizontal-relative:text;mso-position-vertical:absolute;mso-position-vertical-relative:text;mso-width-percent:0;mso-height-percent:0;mso-width-relative:margin;mso-height-relative:margin;v-text-anchor:top" o:gfxdata="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" filled="f" stroked="f">
+        <w:pict w14:anchorId="30B4B5D1">
+          <v:shape id="Cuadro de texto 611" o:spid="_x0000_s2079" type="#_x0000_t202" style="position:absolute;left:0;text-align:left;margin-left:401.95pt;margin-top:63.6pt;width:31.5pt;height:29.5pt;z-index:251813888;visibility:visible;mso-wrap-style:square;mso-width-percent:0;mso-height-percent:0;mso-wrap-distance-left:9pt;mso-wrap-distance-top:0;mso-wrap-distance-right:9pt;mso-wrap-distance-bottom:0;mso-position-horizontal:absolute;mso-position-horizontal-relative:text;mso-position-vertical:absolute;mso-position-vertical-relative:text;mso-width-percent:0;mso-height-percent:0;mso-width-relative:margin;mso-height-relative:margin;v-text-anchor:top" o:gfxdata="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" filled="f" stroked="f">
             <v:textbox>
               <w:txbxContent>
                 <w:p>
@@ -18688,8 +18688,8 @@
         <w:rPr>
           <w:noProof/>
         </w:rPr>
-        <w:pict w14:anchorId="605A65FC">
-          <v:shape id="Cuadro de texto 467" o:spid="_x0000_s2078" type="#_x0000_t202" style="position:absolute;left:0;text-align:left;margin-left:339.95pt;margin-top:65.6pt;width:31.5pt;height:29.5pt;z-index:251811840;visibility:visible;mso-wrap-style:square;mso-width-percent:0;mso-height-percent:0;mso-wrap-distance-left:9pt;mso-wrap-distance-top:0;mso-wrap-distance-right:9pt;mso-wrap-distance-bottom:0;mso-position-horizontal:absolute;mso-position-horizontal-relative:text;mso-position-vertical:absolute;mso-position-vertical-relative:text;mso-width-percent:0;mso-height-percent:0;mso-width-relative:margin;mso-height-relative:margin;v-text-anchor:top" o:gfxdata="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" filled="f" stroked="f">
+        <w:pict w14:anchorId="683B34C2">
+          <v:shape id="Cuadro de texto 609" o:spid="_x0000_s2078" type="#_x0000_t202" style="position:absolute;left:0;text-align:left;margin-left:339.95pt;margin-top:65.6pt;width:31.5pt;height:29.5pt;z-index:251811840;visibility:visible;mso-wrap-style:square;mso-width-percent:0;mso-height-percent:0;mso-wrap-distance-left:9pt;mso-wrap-distance-top:0;mso-wrap-distance-right:9pt;mso-wrap-distance-bottom:0;mso-position-horizontal:absolute;mso-position-horizontal-relative:text;mso-position-vertical:absolute;mso-position-vertical-relative:text;mso-width-percent:0;mso-height-percent:0;mso-width-relative:margin;mso-height-relative:margin;v-text-anchor:top" o:gfxdata="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" filled="f" stroked="f">
             <v:textbox>
               <w:txbxContent>
                 <w:p>
@@ -18734,8 +18734,8 @@
         <w:rPr>
           <w:noProof/>
         </w:rPr>
-        <w:pict w14:anchorId="5FD8FA44">
-          <v:shape id="Cuadro de texto 465" o:spid="_x0000_s2077" type="#_x0000_t202" style="position:absolute;left:0;text-align:left;margin-left:269.95pt;margin-top:9.6pt;width:1in;height:23.5pt;z-index:251805696;visibility:visible;mso-wrap-style:none;mso-width-percent:0;mso-height-percent:0;mso-wrap-distance-left:9pt;mso-wrap-distance-top:0;mso-wrap-distance-right:9pt;mso-wrap-distance-bottom:0;mso-position-horizontal:absolute;mso-position-horizontal-relative:text;mso-position-vertical:absolute;mso-position-vertical-relative:text;mso-width-percent:0;mso-height-percent:0;mso-width-relative:page;mso-height-relative:margin;v-text-anchor:top" o:gfxdata="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" filled="f" stroked="f">
+        <w:pict w14:anchorId="66D1D76A">
+          <v:shape id="Cuadro de texto 607" o:spid="_x0000_s2077" type="#_x0000_t202" style="position:absolute;left:0;text-align:left;margin-left:269.95pt;margin-top:9.6pt;width:1in;height:23.5pt;z-index:251805696;visibility:visible;mso-wrap-style:none;mso-width-percent:0;mso-height-percent:0;mso-wrap-distance-left:9pt;mso-wrap-distance-top:0;mso-wrap-distance-right:9pt;mso-wrap-distance-bottom:0;mso-position-horizontal:absolute;mso-position-horizontal-relative:text;mso-position-vertical:absolute;mso-position-vertical-relative:text;mso-width-percent:0;mso-height-percent:0;mso-width-relative:page;mso-height-relative:margin;v-text-anchor:top" o:gfxdata="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" filled="f" stroked="f">
             <v:textbox>
               <w:txbxContent>
                 <w:p>
@@ -18862,7 +18862,7 @@
         <w:rPr>
           <w:noProof/>
         </w:rPr>
-        <w:pict w14:anchorId="2E0E3D6F">
+        <w:pict w14:anchorId="4F1FBAFF">
           <v:shape id="Cuadro de texto 1017" o:spid="_x0000_s2076" type="#_x0000_t202" alt="" style="position:absolute;margin-left:414.95pt;margin-top:86.5pt;width:18.5pt;height:22pt;z-index:251864064;visibility:visible;mso-wrap-style:square;mso-wrap-edited:f;mso-width-percent:0;mso-height-percent:0;mso-wrap-distance-left:9pt;mso-wrap-distance-top:0;mso-wrap-distance-right:9pt;mso-wrap-distance-bottom:0;mso-position-horizontal:absolute;mso-position-horizontal-relative:text;mso-position-vertical:absolute;mso-position-vertical-relative:text;mso-width-percent:0;mso-height-percent:0;mso-width-relative:margin;mso-height-relative:margin;v-text-anchor:top" filled="f" stroked="f">
             <v:textbox>
               <w:txbxContent>
@@ -18955,8 +18955,8 @@
         <w:rPr>
           <w:noProof/>
         </w:rPr>
-        <w:pict w14:anchorId="77A8AF6C">
-          <v:shape id="Cuadro de texto 463" o:spid="_x0000_s2075" type="#_x0000_t202" style="position:absolute;margin-left:354.45pt;margin-top:87.5pt;width:18.5pt;height:22pt;z-index:251866112;visibility:visible;mso-wrap-style:square;mso-width-percent:0;mso-height-percent:0;mso-wrap-distance-left:9pt;mso-wrap-distance-top:0;mso-wrap-distance-right:9pt;mso-wrap-distance-bottom:0;mso-position-horizontal:absolute;mso-position-horizontal-relative:text;mso-position-vertical:absolute;mso-position-vertical-relative:text;mso-width-percent:0;mso-height-percent:0;mso-width-relative:margin;mso-height-relative:margin;v-text-anchor:top" o:gfxdata="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" filled="f" stroked="f">
+        <w:pict w14:anchorId="1340347E">
+          <v:shape id="Cuadro de texto 605" o:spid="_x0000_s2075" type="#_x0000_t202" style="position:absolute;margin-left:354.45pt;margin-top:87.5pt;width:18.5pt;height:22pt;z-index:251866112;visibility:visible;mso-wrap-style:square;mso-width-percent:0;mso-height-percent:0;mso-wrap-distance-left:9pt;mso-wrap-distance-top:0;mso-wrap-distance-right:9pt;mso-wrap-distance-bottom:0;mso-position-horizontal:absolute;mso-position-horizontal-relative:text;mso-position-vertical:absolute;mso-position-vertical-relative:text;mso-width-percent:0;mso-height-percent:0;mso-width-relative:margin;mso-height-relative:margin;v-text-anchor:top" o:gfxdata="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" filled="f" stroked="f">
             <v:textbox>
               <w:txbxContent>
                 <w:p>
@@ -19048,8 +19048,8 @@
         <w:rPr>
           <w:noProof/>
         </w:rPr>
-        <w:pict w14:anchorId="6D0D3247">
-          <v:shape id="Cuadro de texto 461" o:spid="_x0000_s2074" type="#_x0000_t202" style="position:absolute;margin-left:414.45pt;margin-top:69pt;width:18.5pt;height:22pt;z-index:251862016;visibility:visible;mso-wrap-style:square;mso-width-percent:0;mso-height-percent:0;mso-wrap-distance-left:9pt;mso-wrap-distance-top:0;mso-wrap-distance-right:9pt;mso-wrap-distance-bottom:0;mso-position-horizontal:absolute;mso-position-horizontal-relative:text;mso-position-vertical:absolute;mso-position-vertical-relative:text;mso-width-percent:0;mso-height-percent:0;mso-width-relative:margin;mso-height-relative:margin;v-text-anchor:top" o:gfxdata="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" filled="f" stroked="f">
+        <w:pict w14:anchorId="4600691A">
+          <v:shape id="Cuadro de texto 603" o:spid="_x0000_s2074" type="#_x0000_t202" style="position:absolute;margin-left:414.45pt;margin-top:69pt;width:18.5pt;height:22pt;z-index:251862016;visibility:visible;mso-wrap-style:square;mso-width-percent:0;mso-height-percent:0;mso-wrap-distance-left:9pt;mso-wrap-distance-top:0;mso-wrap-distance-right:9pt;mso-wrap-distance-bottom:0;mso-position-horizontal:absolute;mso-position-horizontal-relative:text;mso-position-vertical:absolute;mso-position-vertical-relative:text;mso-width-percent:0;mso-height-percent:0;mso-width-relative:margin;mso-height-relative:margin;v-text-anchor:top" o:gfxdata="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" filled="f" stroked="f">
             <v:textbox>
               <w:txbxContent>
                 <w:p>
@@ -19141,8 +19141,8 @@
         <w:rPr>
           <w:noProof/>
         </w:rPr>
-        <w:pict w14:anchorId="318C19A0">
-          <v:shape id="Cuadro de texto 459" o:spid="_x0000_s2073" type="#_x0000_t202" style="position:absolute;margin-left:352.95pt;margin-top:68pt;width:18.5pt;height:22pt;z-index:251859968;visibility:visible;mso-wrap-style:square;mso-width-percent:0;mso-height-percent:0;mso-wrap-distance-left:9pt;mso-wrap-distance-top:0;mso-wrap-distance-right:9pt;mso-wrap-distance-bottom:0;mso-position-horizontal:absolute;mso-position-horizontal-relative:text;mso-position-vertical:absolute;mso-position-vertical-relative:text;mso-width-percent:0;mso-height-percent:0;mso-width-relative:margin;mso-height-relative:margin;v-text-anchor:top" o:gfxdata="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" filled="f" stroked="f">
+        <w:pict w14:anchorId="5DB43EAE">
+          <v:shape id="Cuadro de texto 601" o:spid="_x0000_s2073" type="#_x0000_t202" style="position:absolute;margin-left:352.95pt;margin-top:68pt;width:18.5pt;height:22pt;z-index:251859968;visibility:visible;mso-wrap-style:square;mso-width-percent:0;mso-height-percent:0;mso-wrap-distance-left:9pt;mso-wrap-distance-top:0;mso-wrap-distance-right:9pt;mso-wrap-distance-bottom:0;mso-position-horizontal:absolute;mso-position-horizontal-relative:text;mso-position-vertical:absolute;mso-position-vertical-relative:text;mso-width-percent:0;mso-height-percent:0;mso-width-relative:margin;mso-height-relative:margin;v-text-anchor:top" o:gfxdata="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" filled="f" stroked="f">
             <v:textbox>
               <w:txbxContent>
                 <w:p>
@@ -19234,8 +19234,8 @@
         <w:rPr>
           <w:noProof/>
         </w:rPr>
-        <w:pict w14:anchorId="61E8599A">
-          <v:shape id="Cuadro de texto 457" o:spid="_x0000_s2072" type="#_x0000_t202" style="position:absolute;margin-left:413.95pt;margin-top:44pt;width:1in;height:23.5pt;z-index:251849728;visibility:visible;mso-wrap-style:none;mso-width-percent:0;mso-height-percent:0;mso-wrap-distance-left:9pt;mso-wrap-distance-top:0;mso-wrap-distance-right:9pt;mso-wrap-distance-bottom:0;mso-position-horizontal:absolute;mso-position-horizontal-relative:text;mso-position-vertical:absolute;mso-position-vertical-relative:text;mso-width-percent:0;mso-height-percent:0;mso-width-relative:page;mso-height-relative:margin;v-text-anchor:top" o:gfxdata="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" filled="f" stroked="f">
+        <w:pict w14:anchorId="5AEAAE6F">
+          <v:shape id="Cuadro de texto 599" o:spid="_x0000_s2072" type="#_x0000_t202" style="position:absolute;margin-left:413.95pt;margin-top:44pt;width:1in;height:23.5pt;z-index:251849728;visibility:visible;mso-wrap-style:none;mso-width-percent:0;mso-height-percent:0;mso-wrap-distance-left:9pt;mso-wrap-distance-top:0;mso-wrap-distance-right:9pt;mso-wrap-distance-bottom:0;mso-position-horizontal:absolute;mso-position-horizontal-relative:text;mso-position-vertical:absolute;mso-position-vertical-relative:text;mso-width-percent:0;mso-height-percent:0;mso-width-relative:page;mso-height-relative:margin;v-text-anchor:top" o:gfxdata="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" filled="f" stroked="f">
             <v:textbox>
               <w:txbxContent>
                 <w:p>
@@ -19280,8 +19280,8 @@
         <w:rPr>
           <w:noProof/>
         </w:rPr>
-        <w:pict w14:anchorId="5344C4F4">
-          <v:shape id="Cuadro de texto 455" o:spid="_x0000_s2071" type="#_x0000_t202" style="position:absolute;margin-left:349.95pt;margin-top:39.5pt;width:1in;height:23.5pt;z-index:251847680;visibility:visible;mso-wrap-style:none;mso-width-percent:0;mso-height-percent:0;mso-wrap-distance-left:9pt;mso-wrap-distance-top:0;mso-wrap-distance-right:9pt;mso-wrap-distance-bottom:0;mso-position-horizontal:absolute;mso-position-horizontal-relative:text;mso-position-vertical:absolute;mso-position-vertical-relative:text;mso-width-percent:0;mso-height-percent:0;mso-width-relative:page;mso-height-relative:margin;v-text-anchor:top" o:gfxdata="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" filled="f" stroked="f">
+        <w:pict w14:anchorId="323447D9">
+          <v:shape id="Cuadro de texto 597" o:spid="_x0000_s2071" type="#_x0000_t202" style="position:absolute;margin-left:349.95pt;margin-top:39.5pt;width:1in;height:23.5pt;z-index:251847680;visibility:visible;mso-wrap-style:none;mso-width-percent:0;mso-height-percent:0;mso-wrap-distance-left:9pt;mso-wrap-distance-top:0;mso-wrap-distance-right:9pt;mso-wrap-distance-bottom:0;mso-position-horizontal:absolute;mso-position-horizontal-relative:text;mso-position-vertical:absolute;mso-position-vertical-relative:text;mso-width-percent:0;mso-height-percent:0;mso-width-relative:page;mso-height-relative:margin;v-text-anchor:top" o:gfxdata="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" filled="f" stroked="f">
             <v:textbox>
               <w:txbxContent>
                 <w:p>
@@ -19326,8 +19326,8 @@
         <w:rPr>
           <w:noProof/>
         </w:rPr>
-        <w:pict w14:anchorId="63814BB1">
-          <v:shape id="Conector recto de flecha 453" o:spid="_x0000_s2070" type="#_x0000_t32" style="position:absolute;margin-left:419.95pt;margin-top:38.5pt;width:0;height:29.5pt;z-index:251841536;visibility:visible;mso-wrap-style:square;mso-width-percent:0;mso-height-percent:0;mso-wrap-distance-left:3.17414mm;mso-wrap-distance-top:0;mso-wrap-distance-right:3.17414mm;mso-wrap-distance-bottom:0;mso-position-horizontal:absolute;mso-position-horizontal-relative:text;mso-position-vertical:absolute;mso-position-vertical-relative:text;mso-width-percent:0;mso-height-percent:0;mso-width-relative:page;mso-height-relative:page" o:gfxdata="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">
+        <w:pict w14:anchorId="14369210">
+          <v:shape id="Conector recto de flecha 595" o:spid="_x0000_s2070" type="#_x0000_t32" style="position:absolute;margin-left:419.95pt;margin-top:38.5pt;width:0;height:29.5pt;z-index:251841536;visibility:visible;mso-wrap-style:square;mso-width-percent:0;mso-height-percent:0;mso-wrap-distance-left:3.17411mm;mso-wrap-distance-top:0;mso-wrap-distance-right:3.17411mm;mso-wrap-distance-bottom:0;mso-position-horizontal:absolute;mso-position-horizontal-relative:text;mso-position-vertical:absolute;mso-position-vertical-relative:text;mso-width-percent:0;mso-height-percent:0;mso-width-relative:page;mso-height-relative:page" o:gfxdata="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">
             <v:stroke endarrow="block"/>
           </v:shape>
         </w:pict>
@@ -19336,8 +19336,8 @@
         <w:rPr>
           <w:noProof/>
         </w:rPr>
-        <w:pict w14:anchorId="1F3A8F2F">
-          <v:shape id="Conector recto de flecha 451" o:spid="_x0000_s2069" type="#_x0000_t32" style="position:absolute;margin-left:354.45pt;margin-top:39pt;width:0;height:29.5pt;z-index:251839488;visibility:visible;mso-wrap-style:square;mso-width-percent:0;mso-height-percent:0;mso-wrap-distance-left:3.17414mm;mso-wrap-distance-top:0;mso-wrap-distance-right:3.17414mm;mso-wrap-distance-bottom:0;mso-position-horizontal:absolute;mso-position-horizontal-relative:text;mso-position-vertical:absolute;mso-position-vertical-relative:text;mso-width-percent:0;mso-height-percent:0;mso-width-relative:page;mso-height-relative:page" o:gfxdata="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">
+        <w:pict w14:anchorId="7891649E">
+          <v:shape id="Conector recto de flecha 593" o:spid="_x0000_s2069" type="#_x0000_t32" style="position:absolute;margin-left:354.45pt;margin-top:39pt;width:0;height:29.5pt;z-index:251839488;visibility:visible;mso-wrap-style:square;mso-width-percent:0;mso-height-percent:0;mso-wrap-distance-left:3.17411mm;mso-wrap-distance-top:0;mso-wrap-distance-right:3.17411mm;mso-wrap-distance-bottom:0;mso-position-horizontal:absolute;mso-position-horizontal-relative:text;mso-position-vertical:absolute;mso-position-vertical-relative:text;mso-width-percent:0;mso-height-percent:0;mso-width-relative:page;mso-height-relative:page" o:gfxdata="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">
             <v:stroke endarrow="block"/>
           </v:shape>
         </w:pict>
@@ -19346,7 +19346,7 @@
         <w:rPr>
           <w:noProof/>
         </w:rPr>
-        <w:pict w14:anchorId="28CB5A7A">
+        <w:pict w14:anchorId="67C78C1F">
           <v:shape id="Cuadro de texto 989" o:spid="_x0000_s2068" type="#_x0000_t202" alt="" style="position:absolute;margin-left:316.45pt;margin-top:10pt;width:20.75pt;height:23.5pt;z-index:251837440;visibility:visible;mso-wrap-style:none;mso-wrap-edited:f;mso-width-percent:0;mso-height-percent:0;mso-wrap-distance-left:9pt;mso-wrap-distance-top:0;mso-wrap-distance-right:9pt;mso-wrap-distance-bottom:0;mso-position-horizontal:absolute;mso-position-horizontal-relative:text;mso-position-vertical:absolute;mso-position-vertical-relative:text;mso-width-percent:0;mso-height-percent:0;mso-width-relative:page;mso-height-relative:margin;v-text-anchor:top" filled="f" stroked="f">
             <v:textbox>
               <w:txbxContent>
@@ -19392,8 +19392,8 @@
         <w:rPr>
           <w:noProof/>
         </w:rPr>
-        <w:pict w14:anchorId="66406EDA">
-          <v:shape id="Conector recto de flecha 449" o:spid="_x0000_s2067" type="#_x0000_t32" style="position:absolute;margin-left:311.95pt;margin-top:29.5pt;width:30pt;height:0;z-index:251825152;visibility:visible;mso-wrap-style:square;mso-width-percent:0;mso-height-percent:0;mso-wrap-distance-left:9pt;mso-wrap-distance-top:-72e-5mm;mso-wrap-distance-right:9pt;mso-wrap-distance-bottom:-72e-5mm;mso-position-horizontal:absolute;mso-position-horizontal-relative:text;mso-position-vertical:absolute;mso-position-vertical-relative:text;mso-width-percent:0;mso-height-percent:0;mso-width-relative:page;mso-height-relative:page" o:gfxdata="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">
+        <w:pict w14:anchorId="66A432F4">
+          <v:shape id="Conector recto de flecha 591" o:spid="_x0000_s2067" type="#_x0000_t32" style="position:absolute;margin-left:311.95pt;margin-top:29.5pt;width:30pt;height:0;z-index:251825152;visibility:visible;mso-wrap-style:square;mso-width-percent:0;mso-height-percent:0;mso-wrap-distance-left:9pt;mso-wrap-distance-top:-.00075mm;mso-wrap-distance-right:9pt;mso-wrap-distance-bottom:-.00075mm;mso-position-horizontal:absolute;mso-position-horizontal-relative:text;mso-position-vertical:absolute;mso-position-vertical-relative:text;mso-width-percent:0;mso-height-percent:0;mso-width-relative:page;mso-height-relative:page" o:gfxdata="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">
             <v:stroke endarrow="block"/>
           </v:shape>
         </w:pict>
@@ -19402,7 +19402,7 @@
         <w:rPr>
           <w:noProof/>
         </w:rPr>
-        <w:pict w14:anchorId="46824E9B">
+        <w:pict w14:anchorId="11084B70">
           <v:shape id="Cuadro de texto 985" o:spid="_x0000_s2066" type="#_x0000_t202" alt="" style="position:absolute;margin-left:412.95pt;margin-top:78pt;width:31.5pt;height:29.5pt;z-index:251817984;visibility:visible;mso-wrap-style:square;mso-wrap-edited:f;mso-width-percent:0;mso-height-percent:0;mso-wrap-distance-left:9pt;mso-wrap-distance-top:0;mso-wrap-distance-right:9pt;mso-wrap-distance-bottom:0;mso-position-horizontal:absolute;mso-position-horizontal-relative:text;mso-position-vertical:absolute;mso-position-vertical-relative:text;mso-width-percent:0;mso-height-percent:0;mso-width-relative:margin;mso-height-relative:margin;v-text-anchor:top" filled="f" stroked="f">
             <v:textbox>
               <w:txbxContent>
@@ -19448,8 +19448,8 @@
         <w:rPr>
           <w:noProof/>
         </w:rPr>
-        <w:pict w14:anchorId="63B385CD">
-          <v:shape id="Cuadro de texto 447" o:spid="_x0000_s2065" type="#_x0000_t202" style="position:absolute;margin-left:352.45pt;margin-top:77pt;width:31.5pt;height:29.5pt;z-index:251815936;visibility:visible;mso-wrap-style:square;mso-width-percent:0;mso-height-percent:0;mso-wrap-distance-left:9pt;mso-wrap-distance-top:0;mso-wrap-distance-right:9pt;mso-wrap-distance-bottom:0;mso-position-horizontal:absolute;mso-position-horizontal-relative:text;mso-position-vertical:absolute;mso-position-vertical-relative:text;mso-width-percent:0;mso-height-percent:0;mso-width-relative:margin;mso-height-relative:margin;v-text-anchor:top" o:gfxdata="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" filled="f" stroked="f">
+        <w:pict w14:anchorId="30EB0C19">
+          <v:shape id="Cuadro de texto 589" o:spid="_x0000_s2065" type="#_x0000_t202" style="position:absolute;margin-left:352.45pt;margin-top:77pt;width:31.5pt;height:29.5pt;z-index:251815936;visibility:visible;mso-wrap-style:square;mso-width-percent:0;mso-height-percent:0;mso-wrap-distance-left:9pt;mso-wrap-distance-top:0;mso-wrap-distance-right:9pt;mso-wrap-distance-bottom:0;mso-position-horizontal:absolute;mso-position-horizontal-relative:text;mso-position-vertical:absolute;mso-position-vertical-relative:text;mso-width-percent:0;mso-height-percent:0;mso-width-relative:margin;mso-height-relative:margin;v-text-anchor:top" o:gfxdata="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" filled="f" stroked="f">
             <v:textbox>
               <w:txbxContent>
                 <w:p>
@@ -19494,8 +19494,8 @@
         <w:rPr>
           <w:noProof/>
         </w:rPr>
-        <w:pict w14:anchorId="75734769">
-          <v:shape id="Cuadro de texto 445" o:spid="_x0000_s2064" type="#_x0000_t202" style="position:absolute;margin-left:269.95pt;margin-top:12pt;width:1in;height:23.5pt;z-index:251807744;visibility:visible;mso-wrap-style:none;mso-width-percent:0;mso-height-percent:0;mso-wrap-distance-left:9pt;mso-wrap-distance-top:0;mso-wrap-distance-right:9pt;mso-wrap-distance-bottom:0;mso-position-horizontal:absolute;mso-position-horizontal-relative:text;mso-position-vertical:absolute;mso-position-vertical-relative:text;mso-width-percent:0;mso-height-percent:0;mso-width-relative:page;mso-height-relative:margin;v-text-anchor:top" o:gfxdata="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" filled="f" stroked="f">
+        <w:pict w14:anchorId="028348BA">
+          <v:shape id="Cuadro de texto 587" o:spid="_x0000_s2064" type="#_x0000_t202" style="position:absolute;margin-left:269.95pt;margin-top:12pt;width:1in;height:23.5pt;z-index:251807744;visibility:visible;mso-wrap-style:none;mso-width-percent:0;mso-height-percent:0;mso-wrap-distance-left:9pt;mso-wrap-distance-top:0;mso-wrap-distance-right:9pt;mso-wrap-distance-bottom:0;mso-position-horizontal:absolute;mso-position-horizontal-relative:text;mso-position-vertical:absolute;mso-position-vertical-relative:text;mso-width-percent:0;mso-height-percent:0;mso-width-relative:page;mso-height-relative:margin;v-text-anchor:top" o:gfxdata="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" filled="f" stroked="f">
             <v:textbox>
               <w:txbxContent>
                 <w:p>
@@ -21115,8 +21115,8 @@
         <w:rPr>
           <w:noProof/>
         </w:rPr>
-        <w:pict w14:anchorId="4B3E5DC6">
-          <v:shape id="Conector recto de flecha 443" o:spid="_x0000_s2063" type="#_x0000_t32" style="position:absolute;margin-left:419.4pt;margin-top:38.35pt;width:0;height:29.5pt;z-index:251911168;visibility:visible;mso-wrap-style:square;mso-width-percent:0;mso-height-percent:0;mso-wrap-distance-left:3.17414mm;mso-wrap-distance-top:0;mso-wrap-distance-right:3.17414mm;mso-wrap-distance-bottom:0;mso-position-horizontal:absolute;mso-position-horizontal-relative:text;mso-position-vertical:absolute;mso-position-vertical-relative:text;mso-width-percent:0;mso-height-percent:0;mso-width-relative:page;mso-height-relative:page" o:gfxdata="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">
+        <w:pict w14:anchorId="20B571A9">
+          <v:shape id="Conector recto de flecha 585" o:spid="_x0000_s2063" type="#_x0000_t32" style="position:absolute;margin-left:419.4pt;margin-top:38.35pt;width:0;height:29.5pt;z-index:251911168;visibility:visible;mso-wrap-style:square;mso-width-percent:0;mso-height-percent:0;mso-wrap-distance-left:3.17411mm;mso-wrap-distance-top:0;mso-wrap-distance-right:3.17411mm;mso-wrap-distance-bottom:0;mso-position-horizontal:absolute;mso-position-horizontal-relative:text;mso-position-vertical:absolute;mso-position-vertical-relative:text;mso-width-percent:0;mso-height-percent:0;mso-width-relative:page;mso-height-relative:page" o:gfxdata="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">
             <v:stroke endarrow="block"/>
           </v:shape>
         </w:pict>
@@ -21125,8 +21125,8 @@
         <w:rPr>
           <w:noProof/>
         </w:rPr>
-        <w:pict w14:anchorId="331C87C4">
-          <v:shape id="Conector recto de flecha 441" o:spid="_x0000_s2062" type="#_x0000_t32" style="position:absolute;margin-left:354.3pt;margin-top:38.4pt;width:0;height:29.5pt;z-index:251909120;visibility:visible;mso-wrap-style:square;mso-width-percent:0;mso-height-percent:0;mso-wrap-distance-left:3.17414mm;mso-wrap-distance-top:0;mso-wrap-distance-right:3.17414mm;mso-wrap-distance-bottom:0;mso-position-horizontal:absolute;mso-position-horizontal-relative:text;mso-position-vertical:absolute;mso-position-vertical-relative:text;mso-width-percent:0;mso-height-percent:0;mso-width-relative:page;mso-height-relative:page" o:gfxdata="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">
+        <w:pict w14:anchorId="762DBAFB">
+          <v:shape id="Conector recto de flecha 583" o:spid="_x0000_s2062" type="#_x0000_t32" style="position:absolute;margin-left:354.3pt;margin-top:38.4pt;width:0;height:29.5pt;z-index:251909120;visibility:visible;mso-wrap-style:square;mso-width-percent:0;mso-height-percent:0;mso-wrap-distance-left:3.17411mm;mso-wrap-distance-top:0;mso-wrap-distance-right:3.17411mm;mso-wrap-distance-bottom:0;mso-position-horizontal:absolute;mso-position-horizontal-relative:text;mso-position-vertical:absolute;mso-position-vertical-relative:text;mso-width-percent:0;mso-height-percent:0;mso-width-relative:page;mso-height-relative:page" o:gfxdata="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">
             <v:stroke endarrow="block"/>
           </v:shape>
         </w:pict>
@@ -21135,7 +21135,7 @@
         <w:rPr>
           <w:noProof/>
         </w:rPr>
-        <w:pict w14:anchorId="455DDED4">
+        <w:pict w14:anchorId="450EB968">
           <v:shape id="Cuadro de texto 975" o:spid="_x0000_s2061" type="#_x0000_t202" alt="" style="position:absolute;margin-left:349.05pt;margin-top:38.8pt;width:20.95pt;height:23.5pt;z-index:251907072;visibility:visible;mso-wrap-style:none;mso-wrap-edited:f;mso-width-percent:0;mso-height-percent:0;mso-wrap-distance-left:9pt;mso-wrap-distance-top:0;mso-wrap-distance-right:9pt;mso-wrap-distance-bottom:0;mso-position-horizontal:absolute;mso-position-horizontal-relative:text;mso-position-vertical:absolute;mso-position-vertical-relative:text;mso-width-percent:0;mso-height-percent:0;mso-width-relative:page;mso-height-relative:margin;v-text-anchor:top" filled="f" stroked="f">
             <v:textbox>
               <w:txbxContent>
@@ -21181,8 +21181,8 @@
         <w:rPr>
           <w:noProof/>
         </w:rPr>
-        <w:pict w14:anchorId="6DB5875F">
-          <v:shape id="Cuadro de texto 439" o:spid="_x0000_s2060" type="#_x0000_t202" style="position:absolute;margin-left:415.25pt;margin-top:42.15pt;width:1in;height:23.5pt;z-index:251905024;visibility:visible;mso-wrap-style:none;mso-width-percent:0;mso-height-percent:0;mso-wrap-distance-left:9pt;mso-wrap-distance-top:0;mso-wrap-distance-right:9pt;mso-wrap-distance-bottom:0;mso-position-horizontal:absolute;mso-position-horizontal-relative:text;mso-position-vertical:absolute;mso-position-vertical-relative:text;mso-width-percent:0;mso-height-percent:0;mso-width-relative:page;mso-height-relative:margin;v-text-anchor:top" o:gfxdata="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" filled="f" stroked="f">
+        <w:pict w14:anchorId="38234B20">
+          <v:shape id="Cuadro de texto 581" o:spid="_x0000_s2060" type="#_x0000_t202" style="position:absolute;margin-left:415.25pt;margin-top:42.15pt;width:1in;height:23.5pt;z-index:251905024;visibility:visible;mso-wrap-style:none;mso-width-percent:0;mso-height-percent:0;mso-wrap-distance-left:9pt;mso-wrap-distance-top:0;mso-wrap-distance-right:9pt;mso-wrap-distance-bottom:0;mso-position-horizontal:absolute;mso-position-horizontal-relative:text;mso-position-vertical:absolute;mso-position-vertical-relative:text;mso-width-percent:0;mso-height-percent:0;mso-width-relative:page;mso-height-relative:margin;v-text-anchor:top" o:gfxdata="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" filled="f" stroked="f">
             <v:textbox>
               <w:txbxContent>
                 <w:p>
@@ -21227,8 +21227,8 @@
         <w:rPr>
           <w:noProof/>
         </w:rPr>
-        <w:pict w14:anchorId="145D8D5B">
-          <v:shape id="Cuadro de texto 437" o:spid="_x0000_s2059" type="#_x0000_t202" style="position:absolute;margin-left:413.9pt;margin-top:89.2pt;width:18.5pt;height:23.25pt;z-index:251902976;visibility:visible;mso-wrap-style:square;mso-width-percent:0;mso-height-percent:0;mso-wrap-distance-left:9pt;mso-wrap-distance-top:0;mso-wrap-distance-right:9pt;mso-wrap-distance-bottom:0;mso-position-horizontal:absolute;mso-position-horizontal-relative:text;mso-position-vertical:absolute;mso-position-vertical-relative:text;mso-width-percent:0;mso-height-percent:0;mso-width-relative:margin;mso-height-relative:margin;v-text-anchor:top" o:gfxdata="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" filled="f" stroked="f">
+        <w:pict w14:anchorId="6027D148">
+          <v:shape id="Cuadro de texto 579" o:spid="_x0000_s2059" type="#_x0000_t202" style="position:absolute;margin-left:413.9pt;margin-top:89.2pt;width:18.5pt;height:23.25pt;z-index:251902976;visibility:visible;mso-wrap-style:square;mso-width-percent:0;mso-height-percent:0;mso-wrap-distance-left:9pt;mso-wrap-distance-top:0;mso-wrap-distance-right:9pt;mso-wrap-distance-bottom:0;mso-position-horizontal:absolute;mso-position-horizontal-relative:text;mso-position-vertical:absolute;mso-position-vertical-relative:text;mso-width-percent:0;mso-height-percent:0;mso-width-relative:margin;mso-height-relative:margin;v-text-anchor:top" o:gfxdata="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" filled="f" stroked="f">
             <v:textbox>
               <w:txbxContent>
                 <w:p>
@@ -21262,7 +21262,7 @@
         <w:rPr>
           <w:noProof/>
         </w:rPr>
-        <w:pict w14:anchorId="2452B5AD">
+        <w:pict w14:anchorId="69809A1D">
           <v:shape id="Cuadro de texto 969" o:spid="_x0000_s2058" type="#_x0000_t202" alt="" style="position:absolute;margin-left:411.8pt;margin-top:64.55pt;width:18.5pt;height:22pt;z-index:251900928;visibility:visible;mso-wrap-style:square;mso-wrap-edited:f;mso-width-percent:0;mso-height-percent:0;mso-wrap-distance-left:9pt;mso-wrap-distance-top:0;mso-wrap-distance-right:9pt;mso-wrap-distance-bottom:0;mso-position-horizontal:absolute;mso-position-horizontal-relative:text;mso-position-vertical:absolute;mso-position-vertical-relative:text;mso-width-percent:0;mso-height-percent:0;mso-width-relative:margin;mso-height-relative:margin;v-text-anchor:top" filled="f" stroked="f">
             <v:textbox>
               <w:txbxContent>
@@ -21413,8 +21413,8 @@
         <w:rPr>
           <w:noProof/>
         </w:rPr>
-        <w:pict w14:anchorId="636075CA">
-          <v:shape id="Cuadro de texto 435" o:spid="_x0000_s2057" type="#_x0000_t202" style="position:absolute;margin-left:347.4pt;margin-top:69.55pt;width:18.5pt;height:22pt;z-index:251890688;visibility:visible;mso-wrap-style:square;mso-width-percent:0;mso-height-percent:0;mso-wrap-distance-left:9pt;mso-wrap-distance-top:0;mso-wrap-distance-right:9pt;mso-wrap-distance-bottom:0;mso-position-horizontal:absolute;mso-position-horizontal-relative:text;mso-position-vertical:absolute;mso-position-vertical-relative:text;mso-width-percent:0;mso-height-percent:0;mso-width-relative:margin;mso-height-relative:margin;v-text-anchor:top" o:gfxdata="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" filled="f" stroked="f">
+        <w:pict w14:anchorId="514582E1">
+          <v:shape id="Cuadro de texto 577" o:spid="_x0000_s2057" type="#_x0000_t202" style="position:absolute;margin-left:347.4pt;margin-top:69.55pt;width:18.5pt;height:22pt;z-index:251890688;visibility:visible;mso-wrap-style:square;mso-width-percent:0;mso-height-percent:0;mso-wrap-distance-left:9pt;mso-wrap-distance-top:0;mso-wrap-distance-right:9pt;mso-wrap-distance-bottom:0;mso-position-horizontal:absolute;mso-position-horizontal-relative:text;mso-position-vertical:absolute;mso-position-vertical-relative:text;mso-width-percent:0;mso-height-percent:0;mso-width-relative:margin;mso-height-relative:margin;v-text-anchor:top" o:gfxdata="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" filled="f" stroked="f">
             <v:textbox>
               <w:txbxContent>
                 <w:p>
@@ -21564,8 +21564,8 @@
         <w:rPr>
           <w:noProof/>
         </w:rPr>
-        <w:pict w14:anchorId="73EB1E8A">
-          <v:shape id="Cuadro de texto 433" o:spid="_x0000_s2056" type="#_x0000_t202" style="position:absolute;margin-left:-19.7pt;margin-top:77.45pt;width:31.5pt;height:29.5pt;z-index:251898880;visibility:visible;mso-wrap-style:square;mso-width-percent:0;mso-height-percent:0;mso-wrap-distance-left:9pt;mso-wrap-distance-top:0;mso-wrap-distance-right:9pt;mso-wrap-distance-bottom:0;mso-position-horizontal:right;mso-position-horizontal-relative:margin;mso-position-vertical:absolute;mso-position-vertical-relative:text;mso-width-percent:0;mso-height-percent:0;mso-width-relative:margin;mso-height-relative:margin;v-text-anchor:top" o:gfxdata="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" filled="f" stroked="f">
+        <w:pict w14:anchorId="1FFB3497">
+          <v:shape id="Cuadro de texto 575" o:spid="_x0000_s2056" type="#_x0000_t202" style="position:absolute;margin-left:-19.7pt;margin-top:77.45pt;width:31.5pt;height:29.5pt;z-index:251898880;visibility:visible;mso-wrap-style:square;mso-width-percent:0;mso-height-percent:0;mso-wrap-distance-left:9pt;mso-wrap-distance-top:0;mso-wrap-distance-right:9pt;mso-wrap-distance-bottom:0;mso-position-horizontal:right;mso-position-horizontal-relative:margin;mso-position-vertical:absolute;mso-position-vertical-relative:text;mso-width-percent:0;mso-height-percent:0;mso-width-relative:margin;mso-height-relative:margin;v-text-anchor:top" o:gfxdata="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" filled="f" stroked="f">
             <v:textbox>
               <w:txbxContent>
                 <w:p>
@@ -21611,8 +21611,8 @@
         <w:rPr>
           <w:noProof/>
         </w:rPr>
-        <w:pict w14:anchorId="30673561">
-          <v:shape id="Cuadro de texto 431" o:spid="_x0000_s2055" type="#_x0000_t202" style="position:absolute;margin-left:352pt;margin-top:76.25pt;width:31.5pt;height:29.5pt;z-index:251896832;visibility:visible;mso-wrap-style:square;mso-width-percent:0;mso-height-percent:0;mso-wrap-distance-left:9pt;mso-wrap-distance-top:0;mso-wrap-distance-right:9pt;mso-wrap-distance-bottom:0;mso-position-horizontal:absolute;mso-position-horizontal-relative:text;mso-position-vertical:absolute;mso-position-vertical-relative:text;mso-width-percent:0;mso-height-percent:0;mso-width-relative:margin;mso-height-relative:margin;v-text-anchor:top" o:gfxdata="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" filled="f" stroked="f">
+        <w:pict w14:anchorId="0265402A">
+          <v:shape id="Cuadro de texto 573" o:spid="_x0000_s2055" type="#_x0000_t202" style="position:absolute;margin-left:352pt;margin-top:76.25pt;width:31.5pt;height:29.5pt;z-index:251896832;visibility:visible;mso-wrap-style:square;mso-width-percent:0;mso-height-percent:0;mso-wrap-distance-left:9pt;mso-wrap-distance-top:0;mso-wrap-distance-right:9pt;mso-wrap-distance-bottom:0;mso-position-horizontal:absolute;mso-position-horizontal-relative:text;mso-position-vertical:absolute;mso-position-vertical-relative:text;mso-width-percent:0;mso-height-percent:0;mso-width-relative:margin;mso-height-relative:margin;v-text-anchor:top" o:gfxdata="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" filled="f" stroked="f">
             <v:textbox>
               <w:txbxContent>
                 <w:p>
@@ -21657,7 +21657,7 @@
         <w:rPr>
           <w:noProof/>
         </w:rPr>
-        <w:pict w14:anchorId="2ABED62C">
+        <w:pict w14:anchorId="6C7DBEED">
           <v:shape id="Cuadro de texto 961" o:spid="_x0000_s2054" type="#_x0000_t202" alt="" style="position:absolute;margin-left:347.6pt;margin-top:85.85pt;width:18.5pt;height:22pt;z-index:251894784;visibility:visible;mso-wrap-style:square;mso-wrap-edited:f;mso-width-percent:0;mso-height-percent:0;mso-wrap-distance-left:9pt;mso-wrap-distance-top:0;mso-wrap-distance-right:9pt;mso-wrap-distance-bottom:0;mso-position-horizontal:absolute;mso-position-horizontal-relative:text;mso-position-vertical:absolute;mso-position-vertical-relative:text;mso-width-percent:0;mso-height-percent:0;mso-width-relative:margin;mso-height-relative:margin;v-text-anchor:top" filled="f" stroked="f">
             <v:textbox>
               <w:txbxContent>
@@ -21750,7 +21750,7 @@
         <w:rPr>
           <w:noProof/>
         </w:rPr>
-        <w:pict w14:anchorId="3D6F4E46">
+        <w:pict w14:anchorId="5D4F84FB">
           <v:shape id="Cuadro de texto 959" o:spid="_x0000_s2053" type="#_x0000_t202" alt="" style="position:absolute;margin-left:354.75pt;margin-top:78.7pt;width:18.5pt;height:22pt;z-index:251892736;visibility:visible;mso-wrap-style:square;mso-wrap-edited:f;mso-width-percent:0;mso-height-percent:0;mso-wrap-distance-left:9pt;mso-wrap-distance-top:0;mso-wrap-distance-right:9pt;mso-wrap-distance-bottom:0;mso-position-horizontal:absolute;mso-position-horizontal-relative:text;mso-position-vertical:absolute;mso-position-vertical-relative:text;mso-width-percent:0;mso-height-percent:0;mso-width-relative:margin;mso-height-relative:margin;v-text-anchor:top" filled="f" stroked="f">
             <v:textbox>
               <w:txbxContent>
@@ -21833,8 +21833,8 @@
         <w:rPr>
           <w:noProof/>
         </w:rPr>
-        <w:pict w14:anchorId="612A7A98">
-          <v:shape id="Conector recto de flecha 429" o:spid="_x0000_s2052" type="#_x0000_t32" style="position:absolute;margin-left:303.3pt;margin-top:32.75pt;width:30pt;height:0;z-index:251888640;visibility:visible;mso-wrap-style:square;mso-width-percent:0;mso-height-percent:0;mso-wrap-distance-left:9pt;mso-wrap-distance-top:-72e-5mm;mso-wrap-distance-right:9pt;mso-wrap-distance-bottom:-72e-5mm;mso-position-horizontal:absolute;mso-position-horizontal-relative:text;mso-position-vertical:absolute;mso-position-vertical-relative:text;mso-width-percent:0;mso-height-percent:0;mso-width-relative:page;mso-height-relative:page" o:gfxdata="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">
+        <w:pict w14:anchorId="229C3EB8">
+          <v:shape id="Conector recto de flecha 571" o:spid="_x0000_s2052" type="#_x0000_t32" style="position:absolute;margin-left:303.3pt;margin-top:32.75pt;width:30pt;height:0;z-index:251888640;visibility:visible;mso-wrap-style:square;mso-width-percent:0;mso-height-percent:0;mso-wrap-distance-left:9pt;mso-wrap-distance-top:-.00075mm;mso-wrap-distance-right:9pt;mso-wrap-distance-bottom:-.00075mm;mso-position-horizontal:absolute;mso-position-horizontal-relative:text;mso-position-vertical:absolute;mso-position-vertical-relative:text;mso-width-percent:0;mso-height-percent:0;mso-width-relative:page;mso-height-relative:page" o:gfxdata="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">
             <v:stroke endarrow="block"/>
           </v:shape>
         </w:pict>
@@ -21843,8 +21843,8 @@
         <w:rPr>
           <w:noProof/>
         </w:rPr>
-        <w:pict w14:anchorId="36369C6F">
-          <v:shape id="Cuadro de texto 427" o:spid="_x0000_s2051" type="#_x0000_t202" style="position:absolute;margin-left:301.65pt;margin-top:9.25pt;width:1in;height:23.5pt;z-index:251886592;visibility:visible;mso-wrap-style:none;mso-width-percent:0;mso-height-percent:0;mso-wrap-distance-left:9pt;mso-wrap-distance-top:0;mso-wrap-distance-right:9pt;mso-wrap-distance-bottom:0;mso-position-horizontal:absolute;mso-position-horizontal-relative:text;mso-position-vertical:absolute;mso-position-vertical-relative:text;mso-width-percent:0;mso-height-percent:0;mso-width-relative:page;mso-height-relative:margin;v-text-anchor:top" o:gfxdata="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" filled="f" stroked="f">
+        <w:pict w14:anchorId="0E4B1FAB">
+          <v:shape id="Cuadro de texto 569" o:spid="_x0000_s2051" type="#_x0000_t202" style="position:absolute;margin-left:301.65pt;margin-top:9.25pt;width:1in;height:23.5pt;z-index:251886592;visibility:visible;mso-wrap-style:none;mso-width-percent:0;mso-height-percent:0;mso-wrap-distance-left:9pt;mso-wrap-distance-top:0;mso-wrap-distance-right:9pt;mso-wrap-distance-bottom:0;mso-position-horizontal:absolute;mso-position-horizontal-relative:text;mso-position-vertical:absolute;mso-position-vertical-relative:text;mso-width-percent:0;mso-height-percent:0;mso-width-relative:page;mso-height-relative:margin;v-text-anchor:top" o:gfxdata="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" filled="f" stroked="f">
             <v:textbox>
               <w:txbxContent>
                 <w:p>
@@ -21889,7 +21889,7 @@
         <w:rPr>
           <w:noProof/>
         </w:rPr>
-        <w:pict w14:anchorId="0DE9AB7D">
+        <w:pict w14:anchorId="1CEABE33">
           <v:shape id="Cuadro de texto 977" o:spid="_x0000_s2050" type="#_x0000_t202" alt="" style="position:absolute;margin-left:271.25pt;margin-top:12.15pt;width:33.35pt;height:23.5pt;z-index:251884544;visibility:visible;mso-wrap-style:none;mso-wrap-edited:f;mso-width-percent:0;mso-height-percent:0;mso-wrap-distance-left:9pt;mso-wrap-distance-top:0;mso-wrap-distance-right:9pt;mso-wrap-distance-bottom:0;mso-position-horizontal:absolute;mso-position-horizontal-relative:text;mso-position-vertical:absolute;mso-position-vertical-relative:text;mso-width-percent:0;mso-height-percent:0;mso-width-relative:page;mso-height-relative:margin;v-text-anchor:top" filled="f" stroked="f">
             <v:textbox>
               <w:txbxContent>
